--- a/productBasedPreparation/Java/collections/CollectionsNotes.docx
+++ b/productBasedPreparation/Java/collections/CollectionsNotes.docx
@@ -1588,6 +1588,2430 @@
     </w:p>
     <w:p/>
     <w:p/>
+    <w:p>
+      <w:pPr>
+        <w:rPr>
+          <w:b/>
+          <w:bCs/>
+        </w:rPr>
+      </w:pPr>
+      <w:r>
+        <w:rPr>
+          <w:b/>
+          <w:bCs/>
+        </w:rPr>
+        <w:lastRenderedPageBreak/>
+        <w:t xml:space="preserve">Java Collections - </w:t>
+      </w:r>
+      <w:proofErr w:type="spellStart"/>
+      <w:r>
+        <w:rPr>
+          <w:b/>
+          <w:bCs/>
+        </w:rPr>
+        <w:t>ArrayList</w:t>
+      </w:r>
+      <w:proofErr w:type="spellEnd"/>
+    </w:p>
+    <w:p>
+      <w:pPr>
+        <w:rPr>
+          <w:b/>
+          <w:bCs/>
+        </w:rPr>
+      </w:pPr>
+      <w:r>
+        <w:rPr>
+          <w:b/>
+          <w:bCs/>
+        </w:rPr>
+        <w:t>1. Problem</w:t>
+      </w:r>
+    </w:p>
+    <w:p>
+      <w:r>
+        <w:t>Suppose you're building an Employee Management System.</w:t>
+      </w:r>
+    </w:p>
+    <w:p>
+      <w:r>
+        <w:t>You need to store employee names.</w:t>
+      </w:r>
+    </w:p>
+    <w:p>
+      <w:r>
+        <w:t>Using an array:</w:t>
+      </w:r>
+    </w:p>
+    <w:p>
+      <w:r>
+        <w:t xml:space="preserve">String </w:t>
+      </w:r>
+      <w:proofErr w:type="gramStart"/>
+      <w:r>
+        <w:t>employees[</w:t>
+      </w:r>
+      <w:proofErr w:type="gramEnd"/>
+      <w:r>
+        <w:t xml:space="preserve">] = new </w:t>
+      </w:r>
+      <w:proofErr w:type="gramStart"/>
+      <w:r>
+        <w:t>String[</w:t>
+      </w:r>
+      <w:proofErr w:type="gramEnd"/>
+      <w:r>
+        <w:t>3];</w:t>
+      </w:r>
+    </w:p>
+    <w:p/>
+    <w:p>
+      <w:proofErr w:type="gramStart"/>
+      <w:r>
+        <w:t>employees[</w:t>
+      </w:r>
+      <w:proofErr w:type="gramEnd"/>
+      <w:r>
+        <w:t>0] = "John";</w:t>
+      </w:r>
+    </w:p>
+    <w:p>
+      <w:proofErr w:type="gramStart"/>
+      <w:r>
+        <w:t>employees[</w:t>
+      </w:r>
+      <w:proofErr w:type="gramEnd"/>
+      <w:r>
+        <w:t>1] = "David";</w:t>
+      </w:r>
+    </w:p>
+    <w:p>
+      <w:proofErr w:type="gramStart"/>
+      <w:r>
+        <w:t>employees[</w:t>
+      </w:r>
+      <w:proofErr w:type="gramEnd"/>
+      <w:r>
+        <w:t>2] = "Alex";</w:t>
+      </w:r>
+    </w:p>
+    <w:p>
+      <w:r>
+        <w:t>Now another employee joins.</w:t>
+      </w:r>
+    </w:p>
+    <w:p>
+      <w:r>
+        <w:t>Rahul</w:t>
+      </w:r>
+    </w:p>
+    <w:p>
+      <w:r>
+        <w:t>Can you add him?</w:t>
+      </w:r>
+    </w:p>
+    <w:p>
+      <w:r>
+        <w:rPr>
+          <w:rFonts w:ascii="Segoe UI Emoji" w:hAnsi="Segoe UI Emoji" w:cs="Segoe UI Emoji"/>
+        </w:rPr>
+        <w:t>❌</w:t>
+      </w:r>
+      <w:r>
+        <w:t xml:space="preserve"> </w:t>
+      </w:r>
+      <w:r>
+        <w:rPr>
+          <w:b/>
+          <w:bCs/>
+        </w:rPr>
+        <w:t>No</w:t>
+      </w:r>
+      <w:r>
+        <w:t>, because the array size is fixed.</w:t>
+      </w:r>
+    </w:p>
+    <w:p>
+      <w:r>
+        <w:pict w14:anchorId="6706758B">
+          <v:rect id="_x0000_i1115" style="width:0;height:1.5pt" o:hralign="center" o:hrstd="t" o:hr="t" fillcolor="#a0a0a0" stroked="f"/>
+        </w:pict>
+      </w:r>
+    </w:p>
+    <w:p>
+      <w:pPr>
+        <w:rPr>
+          <w:b/>
+          <w:bCs/>
+        </w:rPr>
+      </w:pPr>
+      <w:r>
+        <w:rPr>
+          <w:b/>
+          <w:bCs/>
+        </w:rPr>
+        <w:t>2. Solution</w:t>
+      </w:r>
+    </w:p>
+    <w:p>
+      <w:r>
+        <w:t xml:space="preserve">Use </w:t>
+      </w:r>
+      <w:proofErr w:type="spellStart"/>
+      <w:r>
+        <w:rPr>
+          <w:b/>
+          <w:bCs/>
+        </w:rPr>
+        <w:t>ArrayList</w:t>
+      </w:r>
+      <w:proofErr w:type="spellEnd"/>
+      <w:r>
+        <w:t>.</w:t>
+      </w:r>
+    </w:p>
+    <w:p>
+      <w:proofErr w:type="spellStart"/>
+      <w:r>
+        <w:t>ArrayList</w:t>
+      </w:r>
+      <w:proofErr w:type="spellEnd"/>
+      <w:r>
+        <w:t xml:space="preserve">&lt;String&gt; employees = new </w:t>
+      </w:r>
+      <w:proofErr w:type="spellStart"/>
+      <w:r>
+        <w:t>ArrayList</w:t>
+      </w:r>
+      <w:proofErr w:type="spellEnd"/>
+      <w:r>
+        <w:t>&lt;</w:t>
+      </w:r>
+      <w:proofErr w:type="gramStart"/>
+      <w:r>
+        <w:t>&gt;(</w:t>
+      </w:r>
+      <w:proofErr w:type="gramEnd"/>
+      <w:r>
+        <w:t>);</w:t>
+      </w:r>
+    </w:p>
+    <w:p>
+      <w:r>
+        <w:t>Now you can add as many employees as you want.</w:t>
+      </w:r>
+    </w:p>
+    <w:p>
+      <w:r>
+        <w:pict w14:anchorId="7DD851E0">
+          <v:rect id="_x0000_i1116" style="width:0;height:1.5pt" o:hralign="center" o:hrstd="t" o:hr="t" fillcolor="#a0a0a0" stroked="f"/>
+        </w:pict>
+      </w:r>
+    </w:p>
+    <w:p>
+      <w:pPr>
+        <w:rPr>
+          <w:b/>
+          <w:bCs/>
+        </w:rPr>
+      </w:pPr>
+      <w:r>
+        <w:rPr>
+          <w:b/>
+          <w:bCs/>
+        </w:rPr>
+        <w:t xml:space="preserve">3. What is </w:t>
+      </w:r>
+      <w:proofErr w:type="spellStart"/>
+      <w:r>
+        <w:rPr>
+          <w:b/>
+          <w:bCs/>
+        </w:rPr>
+        <w:t>ArrayList</w:t>
+      </w:r>
+      <w:proofErr w:type="spellEnd"/>
+      <w:r>
+        <w:rPr>
+          <w:b/>
+          <w:bCs/>
+        </w:rPr>
+        <w:t>?</w:t>
+      </w:r>
+    </w:p>
+    <w:p>
+      <w:r>
+        <w:rPr>
+          <w:b/>
+          <w:bCs/>
+        </w:rPr>
+        <w:t>Definition (Interview):</w:t>
+      </w:r>
+    </w:p>
+    <w:p>
+      <w:proofErr w:type="spellStart"/>
+      <w:r>
+        <w:rPr>
+          <w:b/>
+          <w:bCs/>
+        </w:rPr>
+        <w:t>ArrayList</w:t>
+      </w:r>
+      <w:proofErr w:type="spellEnd"/>
+      <w:r>
+        <w:rPr>
+          <w:b/>
+          <w:bCs/>
+        </w:rPr>
+        <w:t xml:space="preserve"> is a class that implements the List interface. It stores elements in insertion order, allows duplicate elements, and grows dynamically as elements are added.</w:t>
+      </w:r>
+    </w:p>
+    <w:p>
+      <w:r>
+        <w:pict w14:anchorId="6EC9EC4B">
+          <v:rect id="_x0000_i1117" style="width:0;height:1.5pt" o:hralign="center" o:hrstd="t" o:hr="t" fillcolor="#a0a0a0" stroked="f"/>
+        </w:pict>
+      </w:r>
+    </w:p>
+    <w:p>
+      <w:pPr>
+        <w:rPr>
+          <w:b/>
+          <w:bCs/>
+        </w:rPr>
+      </w:pPr>
+    </w:p>
+    <w:p>
+      <w:pPr>
+        <w:rPr>
+          <w:b/>
+          <w:bCs/>
+        </w:rPr>
+      </w:pPr>
+    </w:p>
+    <w:p>
+      <w:pPr>
+        <w:rPr>
+          <w:b/>
+          <w:bCs/>
+        </w:rPr>
+      </w:pPr>
+      <w:r>
+        <w:rPr>
+          <w:b/>
+          <w:bCs/>
+        </w:rPr>
+        <w:lastRenderedPageBreak/>
+        <w:t>4</w:t>
+      </w:r>
+      <w:r>
+        <w:rPr>
+          <w:b/>
+          <w:bCs/>
+        </w:rPr>
+        <w:t>. Class Hierarchy</w:t>
+      </w:r>
+    </w:p>
+    <w:p>
+      <w:proofErr w:type="spellStart"/>
+      <w:r>
+        <w:t>Iterable</w:t>
+      </w:r>
+      <w:proofErr w:type="spellEnd"/>
+    </w:p>
+    <w:p>
+      <w:r>
+        <w:t xml:space="preserve">    │</w:t>
+      </w:r>
+    </w:p>
+    <w:p>
+      <w:r>
+        <w:t>Collection</w:t>
+      </w:r>
+    </w:p>
+    <w:p>
+      <w:r>
+        <w:t xml:space="preserve">    │</w:t>
+      </w:r>
+    </w:p>
+    <w:p>
+      <w:r>
+        <w:t>List (Interface)</w:t>
+      </w:r>
+    </w:p>
+    <w:p>
+      <w:r>
+        <w:t xml:space="preserve">    │</w:t>
+      </w:r>
+    </w:p>
+    <w:p>
+      <w:proofErr w:type="spellStart"/>
+      <w:r>
+        <w:t>ArrayList</w:t>
+      </w:r>
+      <w:proofErr w:type="spellEnd"/>
+      <w:r>
+        <w:t xml:space="preserve"> (Class)</w:t>
+      </w:r>
+    </w:p>
+    <w:p>
+      <w:r>
+        <w:rPr>
+          <w:b/>
+          <w:bCs/>
+        </w:rPr>
+        <w:t>Interview Question</w:t>
+      </w:r>
+    </w:p>
+    <w:p>
+      <w:r>
+        <w:rPr>
+          <w:b/>
+          <w:bCs/>
+        </w:rPr>
+        <w:t>Q:</w:t>
+      </w:r>
+      <w:r>
+        <w:t xml:space="preserve"> Is </w:t>
+      </w:r>
+      <w:proofErr w:type="spellStart"/>
+      <w:r>
+        <w:t>ArrayList</w:t>
+      </w:r>
+      <w:proofErr w:type="spellEnd"/>
+      <w:r>
+        <w:t xml:space="preserve"> a class or an interface?</w:t>
+      </w:r>
+    </w:p>
+    <w:p>
+      <w:r>
+        <w:rPr>
+          <w:b/>
+          <w:bCs/>
+        </w:rPr>
+        <w:t>Answer:</w:t>
+      </w:r>
+      <w:r>
+        <w:t xml:space="preserve"> It is a </w:t>
+      </w:r>
+      <w:r>
+        <w:rPr>
+          <w:b/>
+          <w:bCs/>
+        </w:rPr>
+        <w:t>class</w:t>
+      </w:r>
+      <w:r>
+        <w:t>.</w:t>
+      </w:r>
+    </w:p>
+    <w:p>
+      <w:r>
+        <w:pict w14:anchorId="537AE511">
+          <v:rect id="_x0000_i1118" style="width:0;height:1.5pt" o:hralign="center" o:hrstd="t" o:hr="t" fillcolor="#a0a0a0" stroked="f"/>
+        </w:pict>
+      </w:r>
+    </w:p>
+    <w:p>
+      <w:pPr>
+        <w:rPr>
+          <w:b/>
+          <w:bCs/>
+        </w:rPr>
+      </w:pPr>
+      <w:r>
+        <w:rPr>
+          <w:b/>
+          <w:bCs/>
+        </w:rPr>
+        <w:t xml:space="preserve">5. Features of </w:t>
+      </w:r>
+      <w:proofErr w:type="spellStart"/>
+      <w:r>
+        <w:rPr>
+          <w:b/>
+          <w:bCs/>
+        </w:rPr>
+        <w:t>ArrayList</w:t>
+      </w:r>
+      <w:proofErr w:type="spellEnd"/>
+    </w:p>
+    <w:tbl>
+      <w:tblPr>
+        <w:tblW w:w="0" w:type="auto"/>
+        <w:tblCellSpacing w:w="15" w:type="dxa"/>
+        <w:tblCellMar>
+          <w:top w:w="15" w:type="dxa"/>
+          <w:left w:w="15" w:type="dxa"/>
+          <w:bottom w:w="15" w:type="dxa"/>
+          <w:right w:w="15" w:type="dxa"/>
+        </w:tblCellMar>
+        <w:tblLook w:val="04A0" w:firstRow="1" w:lastRow="0" w:firstColumn="1" w:lastColumn="0" w:noHBand="0" w:noVBand="1"/>
+      </w:tblPr>
+      <w:tblGrid>
+        <w:gridCol w:w="1635"/>
+        <w:gridCol w:w="1280"/>
+      </w:tblGrid>
+      <w:tr>
+        <w:trPr>
+          <w:tblHeader/>
+          <w:tblCellSpacing w:w="15" w:type="dxa"/>
+        </w:trPr>
+        <w:tc>
+          <w:tcPr>
+            <w:tcW w:w="0" w:type="auto"/>
+            <w:vAlign w:val="center"/>
+            <w:hideMark/>
+          </w:tcPr>
+          <w:p>
+            <w:pPr>
+              <w:rPr>
+                <w:b/>
+                <w:bCs/>
+              </w:rPr>
+            </w:pPr>
+            <w:r>
+              <w:rPr>
+                <w:b/>
+                <w:bCs/>
+              </w:rPr>
+              <w:t>Feature</w:t>
+            </w:r>
+          </w:p>
+        </w:tc>
+        <w:tc>
+          <w:tcPr>
+            <w:tcW w:w="0" w:type="auto"/>
+            <w:vAlign w:val="center"/>
+            <w:hideMark/>
+          </w:tcPr>
+          <w:p>
+            <w:pPr>
+              <w:rPr>
+                <w:b/>
+                <w:bCs/>
+              </w:rPr>
+            </w:pPr>
+            <w:proofErr w:type="spellStart"/>
+            <w:r>
+              <w:rPr>
+                <w:b/>
+                <w:bCs/>
+              </w:rPr>
+              <w:t>ArrayList</w:t>
+            </w:r>
+            <w:proofErr w:type="spellEnd"/>
+          </w:p>
+        </w:tc>
+      </w:tr>
+      <w:tr>
+        <w:trPr>
+          <w:tblCellSpacing w:w="15" w:type="dxa"/>
+        </w:trPr>
+        <w:tc>
+          <w:tcPr>
+            <w:tcW w:w="0" w:type="auto"/>
+            <w:vAlign w:val="center"/>
+            <w:hideMark/>
+          </w:tcPr>
+          <w:p>
+            <w:r>
+              <w:t>Dynamic Size</w:t>
+            </w:r>
+          </w:p>
+        </w:tc>
+        <w:tc>
+          <w:tcPr>
+            <w:tcW w:w="0" w:type="auto"/>
+            <w:vAlign w:val="center"/>
+            <w:hideMark/>
+          </w:tcPr>
+          <w:p>
+            <w:r>
+              <w:rPr>
+                <w:rFonts w:ascii="Segoe UI Emoji" w:hAnsi="Segoe UI Emoji" w:cs="Segoe UI Emoji"/>
+              </w:rPr>
+              <w:t>✅</w:t>
+            </w:r>
+            <w:r>
+              <w:t xml:space="preserve"> Yes</w:t>
+            </w:r>
+          </w:p>
+        </w:tc>
+      </w:tr>
+      <w:tr>
+        <w:trPr>
+          <w:tblCellSpacing w:w="15" w:type="dxa"/>
+        </w:trPr>
+        <w:tc>
+          <w:tcPr>
+            <w:tcW w:w="0" w:type="auto"/>
+            <w:vAlign w:val="center"/>
+            <w:hideMark/>
+          </w:tcPr>
+          <w:p>
+            <w:r>
+              <w:t>Insertion Order</w:t>
+            </w:r>
+          </w:p>
+        </w:tc>
+        <w:tc>
+          <w:tcPr>
+            <w:tcW w:w="0" w:type="auto"/>
+            <w:vAlign w:val="center"/>
+            <w:hideMark/>
+          </w:tcPr>
+          <w:p>
+            <w:r>
+              <w:rPr>
+                <w:rFonts w:ascii="Segoe UI Emoji" w:hAnsi="Segoe UI Emoji" w:cs="Segoe UI Emoji"/>
+              </w:rPr>
+              <w:t>✅</w:t>
+            </w:r>
+            <w:r>
+              <w:t xml:space="preserve"> Yes</w:t>
+            </w:r>
+          </w:p>
+        </w:tc>
+      </w:tr>
+      <w:tr>
+        <w:trPr>
+          <w:tblCellSpacing w:w="15" w:type="dxa"/>
+        </w:trPr>
+        <w:tc>
+          <w:tcPr>
+            <w:tcW w:w="0" w:type="auto"/>
+            <w:vAlign w:val="center"/>
+            <w:hideMark/>
+          </w:tcPr>
+          <w:p>
+            <w:r>
+              <w:t>Duplicates</w:t>
+            </w:r>
+          </w:p>
+        </w:tc>
+        <w:tc>
+          <w:tcPr>
+            <w:tcW w:w="0" w:type="auto"/>
+            <w:vAlign w:val="center"/>
+            <w:hideMark/>
+          </w:tcPr>
+          <w:p>
+            <w:r>
+              <w:rPr>
+                <w:rFonts w:ascii="Segoe UI Emoji" w:hAnsi="Segoe UI Emoji" w:cs="Segoe UI Emoji"/>
+              </w:rPr>
+              <w:t>✅</w:t>
+            </w:r>
+            <w:r>
+              <w:t xml:space="preserve"> Allowed</w:t>
+            </w:r>
+          </w:p>
+        </w:tc>
+      </w:tr>
+      <w:tr>
+        <w:trPr>
+          <w:tblCellSpacing w:w="15" w:type="dxa"/>
+        </w:trPr>
+        <w:tc>
+          <w:tcPr>
+            <w:tcW w:w="0" w:type="auto"/>
+            <w:vAlign w:val="center"/>
+            <w:hideMark/>
+          </w:tcPr>
+          <w:p>
+            <w:r>
+              <w:t>Null Values</w:t>
+            </w:r>
+          </w:p>
+        </w:tc>
+        <w:tc>
+          <w:tcPr>
+            <w:tcW w:w="0" w:type="auto"/>
+            <w:vAlign w:val="center"/>
+            <w:hideMark/>
+          </w:tcPr>
+          <w:p>
+            <w:r>
+              <w:rPr>
+                <w:rFonts w:ascii="Segoe UI Emoji" w:hAnsi="Segoe UI Emoji" w:cs="Segoe UI Emoji"/>
+              </w:rPr>
+              <w:t>✅</w:t>
+            </w:r>
+            <w:r>
+              <w:t xml:space="preserve"> Allowed</w:t>
+            </w:r>
+          </w:p>
+        </w:tc>
+      </w:tr>
+      <w:tr>
+        <w:trPr>
+          <w:tblCellSpacing w:w="15" w:type="dxa"/>
+        </w:trPr>
+        <w:tc>
+          <w:tcPr>
+            <w:tcW w:w="0" w:type="auto"/>
+            <w:vAlign w:val="center"/>
+            <w:hideMark/>
+          </w:tcPr>
+          <w:p>
+            <w:r>
+              <w:t>Indexing</w:t>
+            </w:r>
+          </w:p>
+        </w:tc>
+        <w:tc>
+          <w:tcPr>
+            <w:tcW w:w="0" w:type="auto"/>
+            <w:vAlign w:val="center"/>
+            <w:hideMark/>
+          </w:tcPr>
+          <w:p>
+            <w:r>
+              <w:rPr>
+                <w:rFonts w:ascii="Segoe UI Emoji" w:hAnsi="Segoe UI Emoji" w:cs="Segoe UI Emoji"/>
+              </w:rPr>
+              <w:t>✅</w:t>
+            </w:r>
+            <w:r>
+              <w:t xml:space="preserve"> Yes</w:t>
+            </w:r>
+          </w:p>
+        </w:tc>
+      </w:tr>
+      <w:tr>
+        <w:trPr>
+          <w:tblCellSpacing w:w="15" w:type="dxa"/>
+        </w:trPr>
+        <w:tc>
+          <w:tcPr>
+            <w:tcW w:w="0" w:type="auto"/>
+            <w:vAlign w:val="center"/>
+            <w:hideMark/>
+          </w:tcPr>
+          <w:p>
+            <w:r>
+              <w:t>Thread Safe</w:t>
+            </w:r>
+          </w:p>
+        </w:tc>
+        <w:tc>
+          <w:tcPr>
+            <w:tcW w:w="0" w:type="auto"/>
+            <w:vAlign w:val="center"/>
+            <w:hideMark/>
+          </w:tcPr>
+          <w:p>
+            <w:r>
+              <w:rPr>
+                <w:rFonts w:ascii="Segoe UI Emoji" w:hAnsi="Segoe UI Emoji" w:cs="Segoe UI Emoji"/>
+              </w:rPr>
+              <w:t>❌</w:t>
+            </w:r>
+            <w:r>
+              <w:t xml:space="preserve"> No</w:t>
+            </w:r>
+          </w:p>
+        </w:tc>
+      </w:tr>
+    </w:tbl>
+    <w:p>
+      <w:r>
+        <w:pict w14:anchorId="2CB2A5B4">
+          <v:rect id="_x0000_i1119" style="width:0;height:1.5pt" o:hralign="center" o:hrstd="t" o:hr="t" fillcolor="#a0a0a0" stroked="f"/>
+        </w:pict>
+      </w:r>
+    </w:p>
+    <w:p>
+      <w:pPr>
+        <w:rPr>
+          <w:b/>
+          <w:bCs/>
+        </w:rPr>
+      </w:pPr>
+      <w:r>
+        <w:rPr>
+          <w:b/>
+          <w:bCs/>
+        </w:rPr>
+        <w:t xml:space="preserve">6. Creating an </w:t>
+      </w:r>
+      <w:proofErr w:type="spellStart"/>
+      <w:r>
+        <w:rPr>
+          <w:b/>
+          <w:bCs/>
+        </w:rPr>
+        <w:t>ArrayList</w:t>
+      </w:r>
+      <w:proofErr w:type="spellEnd"/>
+    </w:p>
+    <w:p>
+      <w:pPr>
+        <w:rPr>
+          <w:b/>
+          <w:bCs/>
+        </w:rPr>
+      </w:pPr>
+      <w:r>
+        <w:rPr>
+          <w:b/>
+          <w:bCs/>
+        </w:rPr>
+        <w:t>Method 1</w:t>
+      </w:r>
+    </w:p>
+    <w:p>
+      <w:proofErr w:type="spellStart"/>
+      <w:r>
+        <w:t>ArrayList</w:t>
+      </w:r>
+      <w:proofErr w:type="spellEnd"/>
+      <w:r>
+        <w:t xml:space="preserve">&lt;String&gt; names = new </w:t>
+      </w:r>
+      <w:proofErr w:type="spellStart"/>
+      <w:r>
+        <w:t>ArrayList</w:t>
+      </w:r>
+      <w:proofErr w:type="spellEnd"/>
+      <w:r>
+        <w:t>&lt;</w:t>
+      </w:r>
+      <w:proofErr w:type="gramStart"/>
+      <w:r>
+        <w:t>&gt;(</w:t>
+      </w:r>
+      <w:proofErr w:type="gramEnd"/>
+      <w:r>
+        <w:t>);</w:t>
+      </w:r>
+    </w:p>
+    <w:p>
+      <w:pPr>
+        <w:rPr>
+          <w:b/>
+          <w:bCs/>
+        </w:rPr>
+      </w:pPr>
+      <w:r>
+        <w:rPr>
+          <w:b/>
+          <w:bCs/>
+        </w:rPr>
+        <w:t>Method 2</w:t>
+      </w:r>
+    </w:p>
+    <w:p>
+      <w:r>
+        <w:t xml:space="preserve">List&lt;String&gt; names = new </w:t>
+      </w:r>
+      <w:proofErr w:type="spellStart"/>
+      <w:r>
+        <w:t>ArrayList</w:t>
+      </w:r>
+      <w:proofErr w:type="spellEnd"/>
+      <w:r>
+        <w:t>&lt;</w:t>
+      </w:r>
+      <w:proofErr w:type="gramStart"/>
+      <w:r>
+        <w:t>&gt;(</w:t>
+      </w:r>
+      <w:proofErr w:type="gramEnd"/>
+      <w:r>
+        <w:t>);</w:t>
+      </w:r>
+    </w:p>
+    <w:p/>
+    <w:p>
+      <w:pPr>
+        <w:rPr>
+          <w:b/>
+          <w:bCs/>
+        </w:rPr>
+      </w:pPr>
+      <w:r>
+        <w:rPr>
+          <w:b/>
+          <w:bCs/>
+        </w:rPr>
+        <w:lastRenderedPageBreak/>
+        <w:t>Interview Question</w:t>
+      </w:r>
+    </w:p>
+    <w:p>
+      <w:r>
+        <w:rPr>
+          <w:b/>
+          <w:bCs/>
+        </w:rPr>
+        <w:t>Q:</w:t>
+      </w:r>
+      <w:r>
+        <w:t xml:space="preserve"> Which one is recommended?</w:t>
+      </w:r>
+    </w:p>
+    <w:p>
+      <w:proofErr w:type="spellStart"/>
+      <w:r>
+        <w:t>ArrayList</w:t>
+      </w:r>
+      <w:proofErr w:type="spellEnd"/>
+      <w:r>
+        <w:t xml:space="preserve">&lt;String&gt; list = new </w:t>
+      </w:r>
+      <w:proofErr w:type="spellStart"/>
+      <w:r>
+        <w:t>ArrayList</w:t>
+      </w:r>
+      <w:proofErr w:type="spellEnd"/>
+      <w:r>
+        <w:t>&lt;</w:t>
+      </w:r>
+      <w:proofErr w:type="gramStart"/>
+      <w:r>
+        <w:t>&gt;(</w:t>
+      </w:r>
+      <w:proofErr w:type="gramEnd"/>
+      <w:r>
+        <w:t>);</w:t>
+      </w:r>
+    </w:p>
+    <w:p>
+      <w:r>
+        <w:t>or</w:t>
+      </w:r>
+    </w:p>
+    <w:p>
+      <w:r>
+        <w:t xml:space="preserve">List&lt;String&gt; list = new </w:t>
+      </w:r>
+      <w:proofErr w:type="spellStart"/>
+      <w:r>
+        <w:t>ArrayList</w:t>
+      </w:r>
+      <w:proofErr w:type="spellEnd"/>
+      <w:r>
+        <w:t>&lt;</w:t>
+      </w:r>
+      <w:proofErr w:type="gramStart"/>
+      <w:r>
+        <w:t>&gt;(</w:t>
+      </w:r>
+      <w:proofErr w:type="gramEnd"/>
+      <w:r>
+        <w:t>);</w:t>
+      </w:r>
+    </w:p>
+    <w:p>
+      <w:r>
+        <w:rPr>
+          <w:rFonts w:ascii="Segoe UI Emoji" w:hAnsi="Segoe UI Emoji" w:cs="Segoe UI Emoji"/>
+        </w:rPr>
+        <w:t>✅</w:t>
+      </w:r>
+      <w:r>
+        <w:t xml:space="preserve"> </w:t>
+      </w:r>
+      <w:r>
+        <w:rPr>
+          <w:b/>
+          <w:bCs/>
+        </w:rPr>
+        <w:t>Answer:</w:t>
+      </w:r>
+    </w:p>
+    <w:p>
+      <w:r>
+        <w:t xml:space="preserve">List&lt;String&gt; list = new </w:t>
+      </w:r>
+      <w:proofErr w:type="spellStart"/>
+      <w:r>
+        <w:t>ArrayList</w:t>
+      </w:r>
+      <w:proofErr w:type="spellEnd"/>
+      <w:r>
+        <w:t>&lt;</w:t>
+      </w:r>
+      <w:proofErr w:type="gramStart"/>
+      <w:r>
+        <w:t>&gt;(</w:t>
+      </w:r>
+      <w:proofErr w:type="gramEnd"/>
+      <w:r>
+        <w:t>);</w:t>
+      </w:r>
+    </w:p>
+    <w:p>
+      <w:r>
+        <w:t xml:space="preserve">Because we program to the </w:t>
+      </w:r>
+      <w:r>
+        <w:rPr>
+          <w:b/>
+          <w:bCs/>
+        </w:rPr>
+        <w:t>interface</w:t>
+      </w:r>
+      <w:r>
+        <w:t>, not the implementation.</w:t>
+      </w:r>
+    </w:p>
+    <w:p>
+      <w:pPr>
+        <w:rPr>
+          <w:b/>
+          <w:bCs/>
+        </w:rPr>
+      </w:pPr>
+      <w:r>
+        <w:rPr>
+          <w:b/>
+          <w:bCs/>
+        </w:rPr>
+        <w:t>7. First Program</w:t>
+      </w:r>
+    </w:p>
+    <w:p>
+      <w:r>
+        <w:t xml:space="preserve">import </w:t>
+      </w:r>
+      <w:proofErr w:type="spellStart"/>
+      <w:proofErr w:type="gramStart"/>
+      <w:r>
+        <w:t>java.util</w:t>
+      </w:r>
+      <w:proofErr w:type="gramEnd"/>
+      <w:r>
+        <w:t>.ArrayList</w:t>
+      </w:r>
+      <w:proofErr w:type="spellEnd"/>
+      <w:r>
+        <w:t>;</w:t>
+      </w:r>
+    </w:p>
+    <w:p>
+      <w:r>
+        <w:t xml:space="preserve">public class </w:t>
+      </w:r>
+      <w:proofErr w:type="spellStart"/>
+      <w:r>
+        <w:t>ArrayListDemo</w:t>
+      </w:r>
+      <w:proofErr w:type="spellEnd"/>
+      <w:r>
+        <w:t xml:space="preserve"> {</w:t>
+      </w:r>
+    </w:p>
+    <w:p>
+      <w:r>
+        <w:t xml:space="preserve">    public static void </w:t>
+      </w:r>
+      <w:proofErr w:type="gramStart"/>
+      <w:r>
+        <w:t>main(String[</w:t>
+      </w:r>
+      <w:proofErr w:type="gramEnd"/>
+      <w:r>
+        <w:t xml:space="preserve">] </w:t>
+      </w:r>
+      <w:proofErr w:type="spellStart"/>
+      <w:r>
+        <w:t>args</w:t>
+      </w:r>
+      <w:proofErr w:type="spellEnd"/>
+      <w:r>
+        <w:t>) {</w:t>
+      </w:r>
+    </w:p>
+    <w:p>
+      <w:r>
+        <w:t xml:space="preserve">        </w:t>
+      </w:r>
+      <w:proofErr w:type="spellStart"/>
+      <w:r>
+        <w:t>ArrayList</w:t>
+      </w:r>
+      <w:proofErr w:type="spellEnd"/>
+      <w:r>
+        <w:t xml:space="preserve">&lt;String&gt; employees = new </w:t>
+      </w:r>
+      <w:proofErr w:type="spellStart"/>
+      <w:r>
+        <w:t>ArrayList</w:t>
+      </w:r>
+      <w:proofErr w:type="spellEnd"/>
+      <w:r>
+        <w:t>&lt;</w:t>
+      </w:r>
+      <w:proofErr w:type="gramStart"/>
+      <w:r>
+        <w:t>&gt;(</w:t>
+      </w:r>
+      <w:proofErr w:type="gramEnd"/>
+      <w:r>
+        <w:t>);</w:t>
+      </w:r>
+    </w:p>
+    <w:p>
+      <w:r>
+        <w:t xml:space="preserve">        </w:t>
+      </w:r>
+      <w:proofErr w:type="spellStart"/>
+      <w:r>
+        <w:t>employees.add</w:t>
+      </w:r>
+      <w:proofErr w:type="spellEnd"/>
+      <w:r>
+        <w:t>("John");</w:t>
+      </w:r>
+    </w:p>
+    <w:p>
+      <w:r>
+        <w:t xml:space="preserve">        </w:t>
+      </w:r>
+      <w:proofErr w:type="spellStart"/>
+      <w:r>
+        <w:t>employees.add</w:t>
+      </w:r>
+      <w:proofErr w:type="spellEnd"/>
+      <w:r>
+        <w:t>("David");</w:t>
+      </w:r>
+    </w:p>
+    <w:p>
+      <w:r>
+        <w:t xml:space="preserve">        </w:t>
+      </w:r>
+      <w:proofErr w:type="spellStart"/>
+      <w:r>
+        <w:t>employees.add</w:t>
+      </w:r>
+      <w:proofErr w:type="spellEnd"/>
+      <w:r>
+        <w:t>("Alex");</w:t>
+      </w:r>
+    </w:p>
+    <w:p>
+      <w:r>
+        <w:t xml:space="preserve">        </w:t>
+      </w:r>
+      <w:proofErr w:type="spellStart"/>
+      <w:r>
+        <w:t>System.out.println</w:t>
+      </w:r>
+      <w:proofErr w:type="spellEnd"/>
+      <w:r>
+        <w:t>(employees);</w:t>
+      </w:r>
+    </w:p>
+    <w:p>
+      <w:r>
+        <w:t xml:space="preserve">    }</w:t>
+      </w:r>
+    </w:p>
+    <w:p>
+      <w:r>
+        <w:t>}</w:t>
+      </w:r>
+    </w:p>
+    <w:p>
+      <w:pPr>
+        <w:rPr>
+          <w:b/>
+          <w:bCs/>
+        </w:rPr>
+      </w:pPr>
+      <w:r>
+        <w:rPr>
+          <w:b/>
+          <w:bCs/>
+        </w:rPr>
+        <w:t>Output</w:t>
+      </w:r>
+    </w:p>
+    <w:p>
+      <w:r>
+        <w:t>[John, David, Alex]</w:t>
+      </w:r>
+    </w:p>
+    <w:p>
+      <w:pPr>
+        <w:rPr>
+          <w:b/>
+          <w:bCs/>
+        </w:rPr>
+      </w:pPr>
+      <w:r>
+        <w:rPr>
+          <w:b/>
+          <w:bCs/>
+        </w:rPr>
+        <w:t xml:space="preserve">8. </w:t>
+      </w:r>
+      <w:proofErr w:type="gramStart"/>
+      <w:r>
+        <w:rPr>
+          <w:b/>
+          <w:bCs/>
+        </w:rPr>
+        <w:t>add(</w:t>
+      </w:r>
+      <w:proofErr w:type="gramEnd"/>
+      <w:r>
+        <w:rPr>
+          <w:b/>
+          <w:bCs/>
+        </w:rPr>
+        <w:t>)</w:t>
+      </w:r>
+    </w:p>
+    <w:p>
+      <w:proofErr w:type="spellStart"/>
+      <w:r>
+        <w:t>employees.add</w:t>
+      </w:r>
+      <w:proofErr w:type="spellEnd"/>
+      <w:r>
+        <w:t>("Rahul");</w:t>
+      </w:r>
+    </w:p>
+    <w:p>
+      <w:r>
+        <w:t>Output</w:t>
+      </w:r>
+    </w:p>
+    <w:p>
+      <w:r>
+        <w:t>[John, David, Alex, Rahul]</w:t>
+      </w:r>
+    </w:p>
+    <w:p>
+      <w:pPr>
+        <w:rPr>
+          <w:b/>
+          <w:bCs/>
+        </w:rPr>
+      </w:pPr>
+      <w:r>
+        <w:rPr>
+          <w:b/>
+          <w:bCs/>
+        </w:rPr>
+        <w:t xml:space="preserve">9. </w:t>
+      </w:r>
+      <w:proofErr w:type="gramStart"/>
+      <w:r>
+        <w:rPr>
+          <w:b/>
+          <w:bCs/>
+        </w:rPr>
+        <w:t>get(</w:t>
+      </w:r>
+      <w:proofErr w:type="gramEnd"/>
+      <w:r>
+        <w:rPr>
+          <w:b/>
+          <w:bCs/>
+        </w:rPr>
+        <w:t>)</w:t>
+      </w:r>
+    </w:p>
+    <w:p>
+      <w:proofErr w:type="spellStart"/>
+      <w:r>
+        <w:t>System.out.println</w:t>
+      </w:r>
+      <w:proofErr w:type="spellEnd"/>
+      <w:r>
+        <w:t>(</w:t>
+      </w:r>
+      <w:proofErr w:type="spellStart"/>
+      <w:proofErr w:type="gramStart"/>
+      <w:r>
+        <w:t>employees.get</w:t>
+      </w:r>
+      <w:proofErr w:type="spellEnd"/>
+      <w:r>
+        <w:t>(</w:t>
+      </w:r>
+      <w:proofErr w:type="gramEnd"/>
+      <w:r>
+        <w:t>0));</w:t>
+      </w:r>
+    </w:p>
+    <w:p>
+      <w:proofErr w:type="gramStart"/>
+      <w:r>
+        <w:t>Output</w:t>
+      </w:r>
+      <w:r>
+        <w:t xml:space="preserve"> :</w:t>
+      </w:r>
+      <w:proofErr w:type="gramEnd"/>
+      <w:r>
+        <w:t xml:space="preserve"> </w:t>
+      </w:r>
+      <w:r>
+        <w:t>John</w:t>
+      </w:r>
+    </w:p>
+    <w:p>
+      <w:pPr>
+        <w:rPr>
+          <w:b/>
+          <w:bCs/>
+        </w:rPr>
+      </w:pPr>
+      <w:r>
+        <w:rPr>
+          <w:b/>
+          <w:bCs/>
+        </w:rPr>
+        <w:lastRenderedPageBreak/>
+        <w:t xml:space="preserve">10. </w:t>
+      </w:r>
+      <w:proofErr w:type="gramStart"/>
+      <w:r>
+        <w:rPr>
+          <w:b/>
+          <w:bCs/>
+        </w:rPr>
+        <w:t>set(</w:t>
+      </w:r>
+      <w:proofErr w:type="gramEnd"/>
+      <w:r>
+        <w:rPr>
+          <w:b/>
+          <w:bCs/>
+        </w:rPr>
+        <w:t>)</w:t>
+      </w:r>
+    </w:p>
+    <w:p>
+      <w:r>
+        <w:t>Update an element.</w:t>
+      </w:r>
+    </w:p>
+    <w:p>
+      <w:proofErr w:type="spellStart"/>
+      <w:proofErr w:type="gramStart"/>
+      <w:r>
+        <w:t>employees.set</w:t>
+      </w:r>
+      <w:proofErr w:type="spellEnd"/>
+      <w:r>
+        <w:t>(</w:t>
+      </w:r>
+      <w:proofErr w:type="gramEnd"/>
+      <w:r>
+        <w:t>1, "Arafath");</w:t>
+      </w:r>
+    </w:p>
+    <w:p>
+      <w:pPr>
+        <w:rPr>
+          <w:b/>
+          <w:bCs/>
+        </w:rPr>
+      </w:pPr>
+      <w:r>
+        <w:rPr>
+          <w:b/>
+          <w:bCs/>
+        </w:rPr>
+        <w:t>Before</w:t>
+      </w:r>
+    </w:p>
+    <w:p>
+      <w:r>
+        <w:t>John</w:t>
+      </w:r>
+    </w:p>
+    <w:p>
+      <w:r>
+        <w:t>David</w:t>
+      </w:r>
+    </w:p>
+    <w:p>
+      <w:r>
+        <w:t>Alex</w:t>
+      </w:r>
+    </w:p>
+    <w:p>
+      <w:pPr>
+        <w:rPr>
+          <w:b/>
+          <w:bCs/>
+        </w:rPr>
+      </w:pPr>
+      <w:r>
+        <w:rPr>
+          <w:b/>
+          <w:bCs/>
+        </w:rPr>
+        <w:t>After</w:t>
+      </w:r>
+    </w:p>
+    <w:p>
+      <w:r>
+        <w:t>John</w:t>
+      </w:r>
+    </w:p>
+    <w:p>
+      <w:r>
+        <w:t>Arafath</w:t>
+      </w:r>
+    </w:p>
+    <w:p>
+      <w:r>
+        <w:t>Alex</w:t>
+      </w:r>
+    </w:p>
+    <w:p>
+      <w:pPr>
+        <w:rPr>
+          <w:b/>
+          <w:bCs/>
+        </w:rPr>
+      </w:pPr>
+      <w:r>
+        <w:rPr>
+          <w:b/>
+          <w:bCs/>
+        </w:rPr>
+        <w:t xml:space="preserve">11. </w:t>
+      </w:r>
+      <w:proofErr w:type="gramStart"/>
+      <w:r>
+        <w:rPr>
+          <w:b/>
+          <w:bCs/>
+        </w:rPr>
+        <w:t>remove(</w:t>
+      </w:r>
+      <w:proofErr w:type="gramEnd"/>
+      <w:r>
+        <w:rPr>
+          <w:b/>
+          <w:bCs/>
+        </w:rPr>
+        <w:t>)</w:t>
+      </w:r>
+    </w:p>
+    <w:p>
+      <w:proofErr w:type="spellStart"/>
+      <w:proofErr w:type="gramStart"/>
+      <w:r>
+        <w:t>employees.remove</w:t>
+      </w:r>
+      <w:proofErr w:type="spellEnd"/>
+      <w:proofErr w:type="gramEnd"/>
+      <w:r>
+        <w:t>(2);</w:t>
+      </w:r>
+    </w:p>
+    <w:p>
+      <w:r>
+        <w:t>Removes the element at index 2.</w:t>
+      </w:r>
+    </w:p>
+    <w:p>
+      <w:pPr>
+        <w:rPr>
+          <w:b/>
+          <w:bCs/>
+        </w:rPr>
+      </w:pPr>
+      <w:r>
+        <w:rPr>
+          <w:b/>
+          <w:bCs/>
+        </w:rPr>
+        <w:t xml:space="preserve">12. </w:t>
+      </w:r>
+      <w:proofErr w:type="gramStart"/>
+      <w:r>
+        <w:rPr>
+          <w:b/>
+          <w:bCs/>
+        </w:rPr>
+        <w:t>size(</w:t>
+      </w:r>
+      <w:proofErr w:type="gramEnd"/>
+      <w:r>
+        <w:rPr>
+          <w:b/>
+          <w:bCs/>
+        </w:rPr>
+        <w:t>)</w:t>
+      </w:r>
+    </w:p>
+    <w:p>
+      <w:proofErr w:type="spellStart"/>
+      <w:proofErr w:type="gramStart"/>
+      <w:r>
+        <w:t>employees.size</w:t>
+      </w:r>
+      <w:proofErr w:type="spellEnd"/>
+      <w:proofErr w:type="gramEnd"/>
+      <w:r>
+        <w:t>();</w:t>
+      </w:r>
+    </w:p>
+    <w:p>
+      <w:pPr>
+        <w:rPr>
+          <w:b/>
+          <w:bCs/>
+        </w:rPr>
+      </w:pPr>
+      <w:r>
+        <w:rPr>
+          <w:b/>
+          <w:bCs/>
+        </w:rPr>
+        <w:t xml:space="preserve">13. </w:t>
+      </w:r>
+      <w:proofErr w:type="gramStart"/>
+      <w:r>
+        <w:rPr>
+          <w:b/>
+          <w:bCs/>
+        </w:rPr>
+        <w:t>contains(</w:t>
+      </w:r>
+      <w:proofErr w:type="gramEnd"/>
+      <w:r>
+        <w:rPr>
+          <w:b/>
+          <w:bCs/>
+        </w:rPr>
+        <w:t>)</w:t>
+      </w:r>
+    </w:p>
+    <w:p>
+      <w:proofErr w:type="spellStart"/>
+      <w:proofErr w:type="gramStart"/>
+      <w:r>
+        <w:t>employees.contains</w:t>
+      </w:r>
+      <w:proofErr w:type="spellEnd"/>
+      <w:proofErr w:type="gramEnd"/>
+      <w:r>
+        <w:t>("John");</w:t>
+      </w:r>
+    </w:p>
+    <w:p>
+      <w:pPr>
+        <w:rPr>
+          <w:b/>
+          <w:bCs/>
+        </w:rPr>
+      </w:pPr>
+      <w:r>
+        <w:rPr>
+          <w:b/>
+          <w:bCs/>
+        </w:rPr>
+        <w:t xml:space="preserve">14. </w:t>
+      </w:r>
+      <w:proofErr w:type="gramStart"/>
+      <w:r>
+        <w:rPr>
+          <w:b/>
+          <w:bCs/>
+        </w:rPr>
+        <w:t>clear(</w:t>
+      </w:r>
+      <w:proofErr w:type="gramEnd"/>
+      <w:r>
+        <w:rPr>
+          <w:b/>
+          <w:bCs/>
+        </w:rPr>
+        <w:t>)</w:t>
+      </w:r>
+    </w:p>
+    <w:p>
+      <w:proofErr w:type="spellStart"/>
+      <w:proofErr w:type="gramStart"/>
+      <w:r>
+        <w:t>employees.clear</w:t>
+      </w:r>
+      <w:proofErr w:type="spellEnd"/>
+      <w:proofErr w:type="gramEnd"/>
+      <w:r>
+        <w:t>();</w:t>
+      </w:r>
+    </w:p>
+    <w:p>
+      <w:pPr>
+        <w:rPr>
+          <w:b/>
+          <w:bCs/>
+        </w:rPr>
+      </w:pPr>
+      <w:r>
+        <w:rPr>
+          <w:b/>
+          <w:bCs/>
+        </w:rPr>
+        <w:t xml:space="preserve">15. </w:t>
+      </w:r>
+      <w:proofErr w:type="spellStart"/>
+      <w:proofErr w:type="gramStart"/>
+      <w:r>
+        <w:rPr>
+          <w:b/>
+          <w:bCs/>
+        </w:rPr>
+        <w:t>isEmpty</w:t>
+      </w:r>
+      <w:proofErr w:type="spellEnd"/>
+      <w:r>
+        <w:rPr>
+          <w:b/>
+          <w:bCs/>
+        </w:rPr>
+        <w:t>(</w:t>
+      </w:r>
+      <w:proofErr w:type="gramEnd"/>
+      <w:r>
+        <w:rPr>
+          <w:b/>
+          <w:bCs/>
+        </w:rPr>
+        <w:t>)</w:t>
+      </w:r>
+    </w:p>
+    <w:p>
+      <w:proofErr w:type="spellStart"/>
+      <w:proofErr w:type="gramStart"/>
+      <w:r>
+        <w:t>employees.isEmpty</w:t>
+      </w:r>
+      <w:proofErr w:type="spellEnd"/>
+      <w:proofErr w:type="gramEnd"/>
+      <w:r>
+        <w:t>();</w:t>
+      </w:r>
+    </w:p>
+    <w:p>
+      <w:pPr>
+        <w:rPr>
+          <w:b/>
+          <w:bCs/>
+        </w:rPr>
+      </w:pPr>
+      <w:r>
+        <w:rPr>
+          <w:b/>
+          <w:bCs/>
+        </w:rPr>
+        <w:t>16. Interview Questions</w:t>
+      </w:r>
+    </w:p>
+    <w:p>
+      <w:pPr>
+        <w:rPr>
+          <w:b/>
+          <w:bCs/>
+        </w:rPr>
+      </w:pPr>
+      <w:r>
+        <w:rPr>
+          <w:b/>
+          <w:bCs/>
+        </w:rPr>
+        <w:t xml:space="preserve">Does </w:t>
+      </w:r>
+      <w:proofErr w:type="spellStart"/>
+      <w:r>
+        <w:rPr>
+          <w:b/>
+          <w:bCs/>
+        </w:rPr>
+        <w:t>ArrayList</w:t>
+      </w:r>
+      <w:proofErr w:type="spellEnd"/>
+      <w:r>
+        <w:rPr>
+          <w:b/>
+          <w:bCs/>
+        </w:rPr>
+        <w:t xml:space="preserve"> allow duplicates?</w:t>
+      </w:r>
+    </w:p>
+    <w:p>
+      <w:r>
+        <w:rPr>
+          <w:rFonts w:ascii="Segoe UI Emoji" w:hAnsi="Segoe UI Emoji" w:cs="Segoe UI Emoji"/>
+        </w:rPr>
+        <w:t>✅</w:t>
+      </w:r>
+      <w:r>
+        <w:t xml:space="preserve"> Yes</w:t>
+      </w:r>
+    </w:p>
+    <w:p>
+      <w:proofErr w:type="spellStart"/>
+      <w:r>
+        <w:t>employees.add</w:t>
+      </w:r>
+      <w:proofErr w:type="spellEnd"/>
+      <w:r>
+        <w:t>("John");</w:t>
+      </w:r>
+    </w:p>
+    <w:p>
+      <w:proofErr w:type="spellStart"/>
+      <w:r>
+        <w:t>employees.add</w:t>
+      </w:r>
+      <w:proofErr w:type="spellEnd"/>
+      <w:r>
+        <w:t>("John");</w:t>
+      </w:r>
+    </w:p>
+    <w:p>
+      <w:pPr>
+        <w:rPr>
+          <w:b/>
+          <w:bCs/>
+        </w:rPr>
+      </w:pPr>
+    </w:p>
+    <w:p>
+      <w:pPr>
+        <w:rPr>
+          <w:b/>
+          <w:bCs/>
+        </w:rPr>
+      </w:pPr>
+      <w:r>
+        <w:rPr>
+          <w:b/>
+          <w:bCs/>
+        </w:rPr>
+        <w:lastRenderedPageBreak/>
+        <w:t xml:space="preserve">Does </w:t>
+      </w:r>
+      <w:proofErr w:type="spellStart"/>
+      <w:r>
+        <w:rPr>
+          <w:b/>
+          <w:bCs/>
+        </w:rPr>
+        <w:t>ArrayList</w:t>
+      </w:r>
+      <w:proofErr w:type="spellEnd"/>
+      <w:r>
+        <w:rPr>
+          <w:b/>
+          <w:bCs/>
+        </w:rPr>
+        <w:t xml:space="preserve"> maintain insertion order?</w:t>
+      </w:r>
+    </w:p>
+    <w:p>
+      <w:r>
+        <w:rPr>
+          <w:rFonts w:ascii="Segoe UI Emoji" w:hAnsi="Segoe UI Emoji" w:cs="Segoe UI Emoji"/>
+        </w:rPr>
+        <w:t>✅</w:t>
+      </w:r>
+      <w:r>
+        <w:t xml:space="preserve"> Yes</w:t>
+      </w:r>
+    </w:p>
+    <w:p>
+      <w:r>
+        <w:t>John</w:t>
+      </w:r>
+    </w:p>
+    <w:p>
+      <w:r>
+        <w:t>David</w:t>
+      </w:r>
+    </w:p>
+    <w:p>
+      <w:r>
+        <w:t>Alex</w:t>
+      </w:r>
+    </w:p>
+    <w:p>
+      <w:pPr>
+        <w:rPr>
+          <w:b/>
+          <w:bCs/>
+        </w:rPr>
+      </w:pPr>
+      <w:r>
+        <w:rPr>
+          <w:b/>
+          <w:bCs/>
+        </w:rPr>
+        <w:t xml:space="preserve">Does </w:t>
+      </w:r>
+      <w:proofErr w:type="spellStart"/>
+      <w:r>
+        <w:rPr>
+          <w:b/>
+          <w:bCs/>
+        </w:rPr>
+        <w:t>ArrayList</w:t>
+      </w:r>
+      <w:proofErr w:type="spellEnd"/>
+      <w:r>
+        <w:rPr>
+          <w:b/>
+          <w:bCs/>
+        </w:rPr>
+        <w:t xml:space="preserve"> allow null?</w:t>
+      </w:r>
+    </w:p>
+    <w:p>
+      <w:r>
+        <w:rPr>
+          <w:rFonts w:ascii="Segoe UI Emoji" w:hAnsi="Segoe UI Emoji" w:cs="Segoe UI Emoji"/>
+        </w:rPr>
+        <w:t>✅</w:t>
+      </w:r>
+      <w:r>
+        <w:t xml:space="preserve"> Yes</w:t>
+      </w:r>
+    </w:p>
+    <w:p>
+      <w:proofErr w:type="spellStart"/>
+      <w:r>
+        <w:t>employees.add</w:t>
+      </w:r>
+      <w:proofErr w:type="spellEnd"/>
+      <w:r>
+        <w:t>(null);</w:t>
+      </w:r>
+    </w:p>
+    <w:p>
+      <w:pPr>
+        <w:rPr>
+          <w:b/>
+          <w:bCs/>
+        </w:rPr>
+      </w:pPr>
+      <w:r>
+        <w:rPr>
+          <w:b/>
+          <w:bCs/>
+        </w:rPr>
+        <w:t xml:space="preserve">Is </w:t>
+      </w:r>
+      <w:proofErr w:type="spellStart"/>
+      <w:r>
+        <w:rPr>
+          <w:b/>
+          <w:bCs/>
+        </w:rPr>
+        <w:t>ArrayList</w:t>
+      </w:r>
+      <w:proofErr w:type="spellEnd"/>
+      <w:r>
+        <w:rPr>
+          <w:b/>
+          <w:bCs/>
+        </w:rPr>
+        <w:t xml:space="preserve"> synchronized?</w:t>
+      </w:r>
+    </w:p>
+    <w:p>
+      <w:r>
+        <w:rPr>
+          <w:rFonts w:ascii="Segoe UI Emoji" w:hAnsi="Segoe UI Emoji" w:cs="Segoe UI Emoji"/>
+        </w:rPr>
+        <w:t>❌</w:t>
+      </w:r>
+      <w:r>
+        <w:t xml:space="preserve"> No.</w:t>
+      </w:r>
+    </w:p>
+    <w:p>
+      <w:r>
+        <w:pict w14:anchorId="3A74EFE0">
+          <v:rect id="_x0000_i1131" style="width:0;height:1.5pt" o:hralign="center" o:hrstd="t" o:hr="t" fillcolor="#a0a0a0" stroked="f"/>
+        </w:pict>
+      </w:r>
+    </w:p>
+    <w:p>
+      <w:pPr>
+        <w:rPr>
+          <w:b/>
+          <w:bCs/>
+        </w:rPr>
+      </w:pPr>
+      <w:r>
+        <w:rPr>
+          <w:b/>
+          <w:bCs/>
+        </w:rPr>
+        <w:t xml:space="preserve">Can </w:t>
+      </w:r>
+      <w:proofErr w:type="spellStart"/>
+      <w:r>
+        <w:rPr>
+          <w:b/>
+          <w:bCs/>
+        </w:rPr>
+        <w:t>ArrayList</w:t>
+      </w:r>
+      <w:proofErr w:type="spellEnd"/>
+      <w:r>
+        <w:rPr>
+          <w:b/>
+          <w:bCs/>
+        </w:rPr>
+        <w:t xml:space="preserve"> store primitive types?</w:t>
+      </w:r>
+    </w:p>
+    <w:p>
+      <w:r>
+        <w:rPr>
+          <w:rFonts w:ascii="Segoe UI Emoji" w:hAnsi="Segoe UI Emoji" w:cs="Segoe UI Emoji"/>
+        </w:rPr>
+        <w:t>❌</w:t>
+      </w:r>
+      <w:r>
+        <w:t xml:space="preserve"> No.</w:t>
+      </w:r>
+    </w:p>
+    <w:p>
+      <w:r>
+        <w:t>Wrong:</w:t>
+      </w:r>
+    </w:p>
+    <w:p>
+      <w:proofErr w:type="spellStart"/>
+      <w:r>
+        <w:t>ArrayList</w:t>
+      </w:r>
+      <w:proofErr w:type="spellEnd"/>
+      <w:r>
+        <w:t>&lt;int&gt; numbers;</w:t>
+      </w:r>
+    </w:p>
+    <w:p>
+      <w:r>
+        <w:t>Correct:</w:t>
+      </w:r>
+    </w:p>
+    <w:p>
+      <w:proofErr w:type="spellStart"/>
+      <w:r>
+        <w:t>ArrayList</w:t>
+      </w:r>
+      <w:proofErr w:type="spellEnd"/>
+      <w:r>
+        <w:t>&lt;Integer&gt; numbers;</w:t>
+      </w:r>
+    </w:p>
+    <w:p>
+      <w:r>
+        <w:t xml:space="preserve">Java uses </w:t>
+      </w:r>
+      <w:r>
+        <w:rPr>
+          <w:b/>
+          <w:bCs/>
+        </w:rPr>
+        <w:t>wrapper classes</w:t>
+      </w:r>
+      <w:r>
+        <w:t>.</w:t>
+      </w:r>
+    </w:p>
+    <w:p/>
+    <w:p>
+      <w:r>
+        <w:rPr>
+          <w:b/>
+          <w:bCs/>
+        </w:rPr>
+        <w:t xml:space="preserve">"How many ways can you iterate through an </w:t>
+      </w:r>
+      <w:proofErr w:type="spellStart"/>
+      <w:r>
+        <w:rPr>
+          <w:b/>
+          <w:bCs/>
+        </w:rPr>
+        <w:t>ArrayList</w:t>
+      </w:r>
+      <w:proofErr w:type="spellEnd"/>
+      <w:r>
+        <w:rPr>
+          <w:b/>
+          <w:bCs/>
+        </w:rPr>
+        <w:t>?"</w:t>
+      </w:r>
+    </w:p>
+    <w:p>
+      <w:r>
+        <w:t>We'll cover all four:</w:t>
+      </w:r>
+    </w:p>
+    <w:p>
+      <w:pPr>
+        <w:rPr>
+          <w:b/>
+          <w:bCs/>
+        </w:rPr>
+      </w:pPr>
+      <w:r>
+        <w:rPr>
+          <w:b/>
+          <w:bCs/>
+        </w:rPr>
+        <w:t>1. Traditional for loop</w:t>
+      </w:r>
+    </w:p>
+    <w:p>
+      <w:r>
+        <w:t xml:space="preserve">for (int </w:t>
+      </w:r>
+      <w:proofErr w:type="spellStart"/>
+      <w:r>
+        <w:t>i</w:t>
+      </w:r>
+      <w:proofErr w:type="spellEnd"/>
+      <w:r>
+        <w:t xml:space="preserve"> = 0; </w:t>
+      </w:r>
+      <w:proofErr w:type="spellStart"/>
+      <w:r>
+        <w:t>i</w:t>
+      </w:r>
+      <w:proofErr w:type="spellEnd"/>
+      <w:r>
+        <w:t xml:space="preserve"> &lt; </w:t>
+      </w:r>
+      <w:proofErr w:type="spellStart"/>
+      <w:proofErr w:type="gramStart"/>
+      <w:r>
+        <w:t>employees.size</w:t>
+      </w:r>
+      <w:proofErr w:type="spellEnd"/>
+      <w:proofErr w:type="gramEnd"/>
+      <w:r>
+        <w:t xml:space="preserve">(); </w:t>
+      </w:r>
+      <w:proofErr w:type="spellStart"/>
+      <w:r>
+        <w:t>i</w:t>
+      </w:r>
+      <w:proofErr w:type="spellEnd"/>
+      <w:r>
+        <w:t>++) {</w:t>
+      </w:r>
+    </w:p>
+    <w:p>
+      <w:r>
+        <w:t xml:space="preserve">    </w:t>
+      </w:r>
+      <w:proofErr w:type="spellStart"/>
+      <w:r>
+        <w:t>System.out.println</w:t>
+      </w:r>
+      <w:proofErr w:type="spellEnd"/>
+      <w:r>
+        <w:t>(</w:t>
+      </w:r>
+      <w:proofErr w:type="spellStart"/>
+      <w:r>
+        <w:t>employees.get</w:t>
+      </w:r>
+      <w:proofErr w:type="spellEnd"/>
+      <w:r>
+        <w:t>(</w:t>
+      </w:r>
+      <w:proofErr w:type="spellStart"/>
+      <w:r>
+        <w:t>i</w:t>
+      </w:r>
+      <w:proofErr w:type="spellEnd"/>
+      <w:r>
+        <w:t>));</w:t>
+      </w:r>
+    </w:p>
+    <w:p>
+      <w:r>
+        <w:t>}</w:t>
+      </w:r>
+    </w:p>
+    <w:p>
+      <w:r>
+        <w:rPr>
+          <w:b/>
+          <w:bCs/>
+        </w:rPr>
+        <w:t>When to use:</w:t>
+      </w:r>
+    </w:p>
+    <w:p>
+      <w:pPr>
+        <w:numPr>
+          <w:ilvl w:val="0"/>
+          <w:numId w:val="6"/>
+        </w:numPr>
+      </w:pPr>
+      <w:r>
+        <w:t xml:space="preserve">You need the index. </w:t>
+      </w:r>
+    </w:p>
+    <w:p>
+      <w:pPr>
+        <w:numPr>
+          <w:ilvl w:val="0"/>
+          <w:numId w:val="6"/>
+        </w:numPr>
+      </w:pPr>
+      <w:r>
+        <w:t>You want to access or update elements by position.</w:t>
+      </w:r>
+    </w:p>
+    <w:p>
+      <w:pPr>
+        <w:rPr>
+          <w:b/>
+          <w:bCs/>
+        </w:rPr>
+      </w:pPr>
+      <w:r>
+        <w:rPr>
+          <w:b/>
+          <w:bCs/>
+        </w:rPr>
+        <w:lastRenderedPageBreak/>
+        <w:t>2. Enhanced for loop (for-each)</w:t>
+      </w:r>
+    </w:p>
+    <w:p>
+      <w:r>
+        <w:t xml:space="preserve">for (String </w:t>
+      </w:r>
+      <w:proofErr w:type="gramStart"/>
+      <w:r>
+        <w:t>employee :</w:t>
+      </w:r>
+      <w:proofErr w:type="gramEnd"/>
+      <w:r>
+        <w:t xml:space="preserve"> employees) {</w:t>
+      </w:r>
+    </w:p>
+    <w:p>
+      <w:r>
+        <w:t xml:space="preserve">    </w:t>
+      </w:r>
+      <w:proofErr w:type="spellStart"/>
+      <w:r>
+        <w:t>System.out.println</w:t>
+      </w:r>
+      <w:proofErr w:type="spellEnd"/>
+      <w:r>
+        <w:t>(employee);</w:t>
+      </w:r>
+    </w:p>
+    <w:p>
+      <w:r>
+        <w:t>}</w:t>
+      </w:r>
+    </w:p>
+    <w:p>
+      <w:r>
+        <w:rPr>
+          <w:b/>
+          <w:bCs/>
+        </w:rPr>
+        <w:t>When to use:</w:t>
+      </w:r>
+    </w:p>
+    <w:p>
+      <w:pPr>
+        <w:numPr>
+          <w:ilvl w:val="0"/>
+          <w:numId w:val="7"/>
+        </w:numPr>
+      </w:pPr>
+      <w:r>
+        <w:t xml:space="preserve">You only need to read the elements. </w:t>
+      </w:r>
+    </w:p>
+    <w:p>
+      <w:pPr>
+        <w:numPr>
+          <w:ilvl w:val="0"/>
+          <w:numId w:val="7"/>
+        </w:numPr>
+      </w:pPr>
+      <w:r>
+        <w:t>Cleaner and easier to write.</w:t>
+      </w:r>
+    </w:p>
+    <w:p>
+      <w:pPr>
+        <w:rPr>
+          <w:b/>
+          <w:bCs/>
+        </w:rPr>
+      </w:pPr>
+      <w:r>
+        <w:rPr>
+          <w:b/>
+          <w:bCs/>
+        </w:rPr>
+        <w:t>3. Iterator</w:t>
+      </w:r>
+    </w:p>
+    <w:p>
+      <w:r>
+        <w:t xml:space="preserve">Iterator&lt;String&gt; iterator = </w:t>
+      </w:r>
+      <w:proofErr w:type="spellStart"/>
+      <w:proofErr w:type="gramStart"/>
+      <w:r>
+        <w:t>employees.iterator</w:t>
+      </w:r>
+      <w:proofErr w:type="spellEnd"/>
+      <w:proofErr w:type="gramEnd"/>
+      <w:r>
+        <w:t>();</w:t>
+      </w:r>
+    </w:p>
+    <w:p>
+      <w:r>
+        <w:t>while (</w:t>
+      </w:r>
+      <w:proofErr w:type="spellStart"/>
+      <w:proofErr w:type="gramStart"/>
+      <w:r>
+        <w:t>iterator.hasNext</w:t>
+      </w:r>
+      <w:proofErr w:type="spellEnd"/>
+      <w:proofErr w:type="gramEnd"/>
+      <w:r>
+        <w:t>()) {</w:t>
+      </w:r>
+    </w:p>
+    <w:p>
+      <w:r>
+        <w:t xml:space="preserve">    </w:t>
+      </w:r>
+      <w:proofErr w:type="spellStart"/>
+      <w:r>
+        <w:t>System.out.println</w:t>
+      </w:r>
+      <w:proofErr w:type="spellEnd"/>
+      <w:r>
+        <w:t>(</w:t>
+      </w:r>
+      <w:proofErr w:type="spellStart"/>
+      <w:proofErr w:type="gramStart"/>
+      <w:r>
+        <w:t>iterator.next</w:t>
+      </w:r>
+      <w:proofErr w:type="spellEnd"/>
+      <w:proofErr w:type="gramEnd"/>
+      <w:r>
+        <w:t>());</w:t>
+      </w:r>
+    </w:p>
+    <w:p>
+      <w:r>
+        <w:t>}</w:t>
+      </w:r>
+    </w:p>
+    <w:p>
+      <w:r>
+        <w:rPr>
+          <w:b/>
+          <w:bCs/>
+        </w:rPr>
+        <w:t>When to use:</w:t>
+      </w:r>
+    </w:p>
+    <w:p>
+      <w:pPr>
+        <w:numPr>
+          <w:ilvl w:val="0"/>
+          <w:numId w:val="8"/>
+        </w:numPr>
+      </w:pPr>
+      <w:r>
+        <w:t xml:space="preserve">Safe traversal. </w:t>
+      </w:r>
+    </w:p>
+    <w:p>
+      <w:pPr>
+        <w:numPr>
+          <w:ilvl w:val="0"/>
+          <w:numId w:val="8"/>
+        </w:numPr>
+      </w:pPr>
+      <w:r>
+        <w:t xml:space="preserve">Can remove elements during iteration using </w:t>
+      </w:r>
+      <w:proofErr w:type="spellStart"/>
+      <w:proofErr w:type="gramStart"/>
+      <w:r>
+        <w:t>iterator.remove</w:t>
+      </w:r>
+      <w:proofErr w:type="spellEnd"/>
+      <w:proofErr w:type="gramEnd"/>
+      <w:r>
+        <w:t>()</w:t>
+      </w:r>
+    </w:p>
+    <w:p>
+      <w:pPr>
+        <w:rPr>
+          <w:b/>
+          <w:bCs/>
+        </w:rPr>
+      </w:pPr>
+      <w:r>
+        <w:rPr>
+          <w:b/>
+          <w:bCs/>
+        </w:rPr>
+        <w:t xml:space="preserve">4. </w:t>
+      </w:r>
+      <w:proofErr w:type="spellStart"/>
+      <w:r>
+        <w:rPr>
+          <w:b/>
+          <w:bCs/>
+        </w:rPr>
+        <w:t>ListIterator</w:t>
+      </w:r>
+      <w:proofErr w:type="spellEnd"/>
+    </w:p>
+    <w:p>
+      <w:proofErr w:type="spellStart"/>
+      <w:r>
+        <w:t>ListIterator</w:t>
+      </w:r>
+      <w:proofErr w:type="spellEnd"/>
+      <w:r>
+        <w:t xml:space="preserve">&lt;String&gt; </w:t>
+      </w:r>
+      <w:proofErr w:type="spellStart"/>
+      <w:r>
+        <w:t>listIterator</w:t>
+      </w:r>
+      <w:proofErr w:type="spellEnd"/>
+      <w:r>
+        <w:t xml:space="preserve"> = </w:t>
+      </w:r>
+      <w:proofErr w:type="spellStart"/>
+      <w:proofErr w:type="gramStart"/>
+      <w:r>
+        <w:t>employees.listIterator</w:t>
+      </w:r>
+      <w:proofErr w:type="spellEnd"/>
+      <w:proofErr w:type="gramEnd"/>
+      <w:r>
+        <w:t>();</w:t>
+      </w:r>
+    </w:p>
+    <w:p/>
+    <w:p>
+      <w:r>
+        <w:t>while (</w:t>
+      </w:r>
+      <w:proofErr w:type="spellStart"/>
+      <w:r>
+        <w:t>listIterator.hasNext</w:t>
+      </w:r>
+      <w:proofErr w:type="spellEnd"/>
+      <w:r>
+        <w:t>()) {</w:t>
+      </w:r>
+    </w:p>
+    <w:p>
+      <w:r>
+        <w:t xml:space="preserve">    </w:t>
+      </w:r>
+      <w:proofErr w:type="spellStart"/>
+      <w:r>
+        <w:t>System.out.println</w:t>
+      </w:r>
+      <w:proofErr w:type="spellEnd"/>
+      <w:r>
+        <w:t>(</w:t>
+      </w:r>
+      <w:proofErr w:type="spellStart"/>
+      <w:r>
+        <w:t>listIterator.next</w:t>
+      </w:r>
+      <w:proofErr w:type="spellEnd"/>
+      <w:r>
+        <w:t>());</w:t>
+      </w:r>
+    </w:p>
+    <w:p>
+      <w:r>
+        <w:t>}</w:t>
+      </w:r>
+    </w:p>
+    <w:p>
+      <w:r>
+        <w:rPr>
+          <w:b/>
+          <w:bCs/>
+        </w:rPr>
+        <w:t>When to use:</w:t>
+      </w:r>
+    </w:p>
+    <w:p>
+      <w:pPr>
+        <w:numPr>
+          <w:ilvl w:val="0"/>
+          <w:numId w:val="9"/>
+        </w:numPr>
+      </w:pPr>
+      <w:r>
+        <w:t xml:space="preserve">Traverse both forward and backward. </w:t>
+      </w:r>
+    </w:p>
+    <w:p>
+      <w:pPr>
+        <w:numPr>
+          <w:ilvl w:val="0"/>
+          <w:numId w:val="9"/>
+        </w:numPr>
+      </w:pPr>
+      <w:r>
+        <w:t>Modify elements while iterating.</w:t>
+      </w:r>
+    </w:p>
+    <w:p/>
+    <w:p/>
+    <w:p/>
+    <w:p/>
+    <w:p>
+      <w:r>
+        <w:lastRenderedPageBreak/>
+        <w:t xml:space="preserve"> </w:t>
+      </w:r>
+    </w:p>
+    <w:p>
+      <w:pPr>
+        <w:rPr>
+          <w:b/>
+          <w:bCs/>
+        </w:rPr>
+      </w:pPr>
+    </w:p>
     <w:p/>
     <w:p/>
     <w:p>
@@ -1612,6 +4036,155 @@
 <file path=word/numbering.xml><?xml version="1.0" encoding="utf-8"?>
 <w:numbering xmlns:wpc="http://schemas.microsoft.com/office/word/2010/wordprocessingCanvas" xmlns:cx="http://schemas.microsoft.com/office/drawing/2014/chartex" xmlns:cx1="http://schemas.microsoft.com/office/drawing/2015/9/8/chartex" xmlns:cx2="http://schemas.microsoft.com/office/drawing/2015/10/21/chartex" xmlns:cx3="http://schemas.microsoft.com/office/drawing/2016/5/9/chartex" xmlns:cx4="http://schemas.microsoft.com/office/drawing/2016/5/10/chartex" xmlns:cx5="http://schemas.microsoft.com/office/drawing/2016/5/11/chartex" xmlns:cx6="http://schemas.microsoft.com/office/drawing/2016/5/12/chartex" xmlns:cx7="http://schemas.microsoft.com/office/drawing/2016/5/13/chartex" xmlns:cx8="http://schemas.microsoft.com/office/drawing/2016/5/14/chartex" xmlns:mc="http://schemas.openxmlformats.org/markup-compatibility/2006" xmlns:aink="http://schemas.microsoft.com/office/drawing/2016/ink" xmlns:am3d="http://schemas.microsoft.com/office/drawing/2017/model3d" xmlns:o="urn:schemas-microsoft-com:office:office" xmlns:oel="http://schemas.microsoft.com/office/2019/extlst" xmlns:r="http://schemas.openxmlformats.org/officeDocument/2006/relationships" xmlns:m="http://schemas.openxmlformats.org/officeDocument/2006/math" xmlns:v="urn:schemas-microsoft-com:vml" xmlns:wp14="http://schemas.microsoft.com/office/word/2010/wordprocessingDrawing" xmlns:wp="http://schemas.openxmlformats.org/drawingml/2006/wordprocessingDrawing" xmlns:w10="urn:schemas-microsoft-com:office:word" xmlns:w="http://schemas.openxmlformats.org/wordprocessingml/2006/main" xmlns:w14="http://schemas.microsoft.com/office/word/2010/wordml" xmlns:w15="http://schemas.microsoft.com/office/word/2012/wordml" xmlns:w16cex="http://schemas.microsoft.com/office/word/2018/wordml/cex" xmlns:w16cid="http://schemas.microsoft.com/office/word/2016/wordml/cid" xmlns:w16="http://schemas.microsoft.com/office/word/2018/wordml" xmlns:w16du="http://schemas.microsoft.com/office/word/2023/wordml/word16du" xmlns:w16sdtdh="http://schemas.microsoft.com/office/word/2020/wordml/sdtdatahash" xmlns:w16sdtfl="http://schemas.microsoft.com/office/word/2024/wordml/sdtformatlock" xmlns:w16se="http://schemas.microsoft.com/office/word/2015/wordml/symex" xmlns:wpg="http://schemas.microsoft.com/office/word/2010/wordprocessingGroup" xmlns:wpi="http://schemas.microsoft.com/office/word/2010/wordprocessingInk" xmlns:wne="http://schemas.microsoft.com/office/word/2006/wordml" xmlns:wps="http://schemas.microsoft.com/office/word/2010/wordprocessingShape" mc:Ignorable="w14 w15 w16se w16cid w16 w16cex w16sdtdh w16sdtfl w16du wp14">
   <w:abstractNum w:abstractNumId="0" w15:restartNumberingAfterBreak="0">
+    <w:nsid w:val="0D360CF6"/>
+    <w:multiLevelType w:val="multilevel"/>
+    <w:tmpl w:val="DB701922"/>
+    <w:lvl w:ilvl="0">
+      <w:start w:val="1"/>
+      <w:numFmt w:val="bullet"/>
+      <w:lvlText w:val=""/>
+      <w:lvlJc w:val="left"/>
+      <w:pPr>
+        <w:tabs>
+          <w:tab w:val="num" w:pos="720"/>
+        </w:tabs>
+        <w:ind w:left="720" w:hanging="360"/>
+      </w:pPr>
+      <w:rPr>
+        <w:rFonts w:ascii="Symbol" w:hAnsi="Symbol" w:hint="default"/>
+        <w:sz w:val="20"/>
+      </w:rPr>
+    </w:lvl>
+    <w:lvl w:ilvl="1" w:tentative="1">
+      <w:start w:val="1"/>
+      <w:numFmt w:val="bullet"/>
+      <w:lvlText w:val="o"/>
+      <w:lvlJc w:val="left"/>
+      <w:pPr>
+        <w:tabs>
+          <w:tab w:val="num" w:pos="1440"/>
+        </w:tabs>
+        <w:ind w:left="1440" w:hanging="360"/>
+      </w:pPr>
+      <w:rPr>
+        <w:rFonts w:ascii="Courier New" w:hAnsi="Courier New" w:hint="default"/>
+        <w:sz w:val="20"/>
+      </w:rPr>
+    </w:lvl>
+    <w:lvl w:ilvl="2" w:tentative="1">
+      <w:start w:val="1"/>
+      <w:numFmt w:val="bullet"/>
+      <w:lvlText w:val=""/>
+      <w:lvlJc w:val="left"/>
+      <w:pPr>
+        <w:tabs>
+          <w:tab w:val="num" w:pos="2160"/>
+        </w:tabs>
+        <w:ind w:left="2160" w:hanging="360"/>
+      </w:pPr>
+      <w:rPr>
+        <w:rFonts w:ascii="Wingdings" w:hAnsi="Wingdings" w:hint="default"/>
+        <w:sz w:val="20"/>
+      </w:rPr>
+    </w:lvl>
+    <w:lvl w:ilvl="3" w:tentative="1">
+      <w:start w:val="1"/>
+      <w:numFmt w:val="bullet"/>
+      <w:lvlText w:val=""/>
+      <w:lvlJc w:val="left"/>
+      <w:pPr>
+        <w:tabs>
+          <w:tab w:val="num" w:pos="2880"/>
+        </w:tabs>
+        <w:ind w:left="2880" w:hanging="360"/>
+      </w:pPr>
+      <w:rPr>
+        <w:rFonts w:ascii="Wingdings" w:hAnsi="Wingdings" w:hint="default"/>
+        <w:sz w:val="20"/>
+      </w:rPr>
+    </w:lvl>
+    <w:lvl w:ilvl="4" w:tentative="1">
+      <w:start w:val="1"/>
+      <w:numFmt w:val="bullet"/>
+      <w:lvlText w:val=""/>
+      <w:lvlJc w:val="left"/>
+      <w:pPr>
+        <w:tabs>
+          <w:tab w:val="num" w:pos="3600"/>
+        </w:tabs>
+        <w:ind w:left="3600" w:hanging="360"/>
+      </w:pPr>
+      <w:rPr>
+        <w:rFonts w:ascii="Wingdings" w:hAnsi="Wingdings" w:hint="default"/>
+        <w:sz w:val="20"/>
+      </w:rPr>
+    </w:lvl>
+    <w:lvl w:ilvl="5" w:tentative="1">
+      <w:start w:val="1"/>
+      <w:numFmt w:val="bullet"/>
+      <w:lvlText w:val=""/>
+      <w:lvlJc w:val="left"/>
+      <w:pPr>
+        <w:tabs>
+          <w:tab w:val="num" w:pos="4320"/>
+        </w:tabs>
+        <w:ind w:left="4320" w:hanging="360"/>
+      </w:pPr>
+      <w:rPr>
+        <w:rFonts w:ascii="Wingdings" w:hAnsi="Wingdings" w:hint="default"/>
+        <w:sz w:val="20"/>
+      </w:rPr>
+    </w:lvl>
+    <w:lvl w:ilvl="6" w:tentative="1">
+      <w:start w:val="1"/>
+      <w:numFmt w:val="bullet"/>
+      <w:lvlText w:val=""/>
+      <w:lvlJc w:val="left"/>
+      <w:pPr>
+        <w:tabs>
+          <w:tab w:val="num" w:pos="5040"/>
+        </w:tabs>
+        <w:ind w:left="5040" w:hanging="360"/>
+      </w:pPr>
+      <w:rPr>
+        <w:rFonts w:ascii="Wingdings" w:hAnsi="Wingdings" w:hint="default"/>
+        <w:sz w:val="20"/>
+      </w:rPr>
+    </w:lvl>
+    <w:lvl w:ilvl="7" w:tentative="1">
+      <w:start w:val="1"/>
+      <w:numFmt w:val="bullet"/>
+      <w:lvlText w:val=""/>
+      <w:lvlJc w:val="left"/>
+      <w:pPr>
+        <w:tabs>
+          <w:tab w:val="num" w:pos="5760"/>
+        </w:tabs>
+        <w:ind w:left="5760" w:hanging="360"/>
+      </w:pPr>
+      <w:rPr>
+        <w:rFonts w:ascii="Wingdings" w:hAnsi="Wingdings" w:hint="default"/>
+        <w:sz w:val="20"/>
+      </w:rPr>
+    </w:lvl>
+    <w:lvl w:ilvl="8" w:tentative="1">
+      <w:start w:val="1"/>
+      <w:numFmt w:val="bullet"/>
+      <w:lvlText w:val=""/>
+      <w:lvlJc w:val="left"/>
+      <w:pPr>
+        <w:tabs>
+          <w:tab w:val="num" w:pos="6480"/>
+        </w:tabs>
+        <w:ind w:left="6480" w:hanging="360"/>
+      </w:pPr>
+      <w:rPr>
+        <w:rFonts w:ascii="Wingdings" w:hAnsi="Wingdings" w:hint="default"/>
+        <w:sz w:val="20"/>
+      </w:rPr>
+    </w:lvl>
+  </w:abstractNum>
+  <w:abstractNum w:abstractNumId="1" w15:restartNumberingAfterBreak="0">
     <w:nsid w:val="343A4F68"/>
     <w:multiLevelType w:val="multilevel"/>
     <w:tmpl w:val="1DDCEAFA"/>
@@ -1760,7 +4333,305 @@
       </w:rPr>
     </w:lvl>
   </w:abstractNum>
-  <w:abstractNum w:abstractNumId="1" w15:restartNumberingAfterBreak="0">
+  <w:abstractNum w:abstractNumId="2" w15:restartNumberingAfterBreak="0">
+    <w:nsid w:val="37B31322"/>
+    <w:multiLevelType w:val="multilevel"/>
+    <w:tmpl w:val="60A4F17C"/>
+    <w:lvl w:ilvl="0">
+      <w:start w:val="1"/>
+      <w:numFmt w:val="bullet"/>
+      <w:lvlText w:val=""/>
+      <w:lvlJc w:val="left"/>
+      <w:pPr>
+        <w:tabs>
+          <w:tab w:val="num" w:pos="720"/>
+        </w:tabs>
+        <w:ind w:left="720" w:hanging="360"/>
+      </w:pPr>
+      <w:rPr>
+        <w:rFonts w:ascii="Symbol" w:hAnsi="Symbol" w:hint="default"/>
+        <w:sz w:val="20"/>
+      </w:rPr>
+    </w:lvl>
+    <w:lvl w:ilvl="1" w:tentative="1">
+      <w:start w:val="1"/>
+      <w:numFmt w:val="bullet"/>
+      <w:lvlText w:val="o"/>
+      <w:lvlJc w:val="left"/>
+      <w:pPr>
+        <w:tabs>
+          <w:tab w:val="num" w:pos="1440"/>
+        </w:tabs>
+        <w:ind w:left="1440" w:hanging="360"/>
+      </w:pPr>
+      <w:rPr>
+        <w:rFonts w:ascii="Courier New" w:hAnsi="Courier New" w:hint="default"/>
+        <w:sz w:val="20"/>
+      </w:rPr>
+    </w:lvl>
+    <w:lvl w:ilvl="2" w:tentative="1">
+      <w:start w:val="1"/>
+      <w:numFmt w:val="bullet"/>
+      <w:lvlText w:val=""/>
+      <w:lvlJc w:val="left"/>
+      <w:pPr>
+        <w:tabs>
+          <w:tab w:val="num" w:pos="2160"/>
+        </w:tabs>
+        <w:ind w:left="2160" w:hanging="360"/>
+      </w:pPr>
+      <w:rPr>
+        <w:rFonts w:ascii="Wingdings" w:hAnsi="Wingdings" w:hint="default"/>
+        <w:sz w:val="20"/>
+      </w:rPr>
+    </w:lvl>
+    <w:lvl w:ilvl="3" w:tentative="1">
+      <w:start w:val="1"/>
+      <w:numFmt w:val="bullet"/>
+      <w:lvlText w:val=""/>
+      <w:lvlJc w:val="left"/>
+      <w:pPr>
+        <w:tabs>
+          <w:tab w:val="num" w:pos="2880"/>
+        </w:tabs>
+        <w:ind w:left="2880" w:hanging="360"/>
+      </w:pPr>
+      <w:rPr>
+        <w:rFonts w:ascii="Wingdings" w:hAnsi="Wingdings" w:hint="default"/>
+        <w:sz w:val="20"/>
+      </w:rPr>
+    </w:lvl>
+    <w:lvl w:ilvl="4" w:tentative="1">
+      <w:start w:val="1"/>
+      <w:numFmt w:val="bullet"/>
+      <w:lvlText w:val=""/>
+      <w:lvlJc w:val="left"/>
+      <w:pPr>
+        <w:tabs>
+          <w:tab w:val="num" w:pos="3600"/>
+        </w:tabs>
+        <w:ind w:left="3600" w:hanging="360"/>
+      </w:pPr>
+      <w:rPr>
+        <w:rFonts w:ascii="Wingdings" w:hAnsi="Wingdings" w:hint="default"/>
+        <w:sz w:val="20"/>
+      </w:rPr>
+    </w:lvl>
+    <w:lvl w:ilvl="5" w:tentative="1">
+      <w:start w:val="1"/>
+      <w:numFmt w:val="bullet"/>
+      <w:lvlText w:val=""/>
+      <w:lvlJc w:val="left"/>
+      <w:pPr>
+        <w:tabs>
+          <w:tab w:val="num" w:pos="4320"/>
+        </w:tabs>
+        <w:ind w:left="4320" w:hanging="360"/>
+      </w:pPr>
+      <w:rPr>
+        <w:rFonts w:ascii="Wingdings" w:hAnsi="Wingdings" w:hint="default"/>
+        <w:sz w:val="20"/>
+      </w:rPr>
+    </w:lvl>
+    <w:lvl w:ilvl="6" w:tentative="1">
+      <w:start w:val="1"/>
+      <w:numFmt w:val="bullet"/>
+      <w:lvlText w:val=""/>
+      <w:lvlJc w:val="left"/>
+      <w:pPr>
+        <w:tabs>
+          <w:tab w:val="num" w:pos="5040"/>
+        </w:tabs>
+        <w:ind w:left="5040" w:hanging="360"/>
+      </w:pPr>
+      <w:rPr>
+        <w:rFonts w:ascii="Wingdings" w:hAnsi="Wingdings" w:hint="default"/>
+        <w:sz w:val="20"/>
+      </w:rPr>
+    </w:lvl>
+    <w:lvl w:ilvl="7" w:tentative="1">
+      <w:start w:val="1"/>
+      <w:numFmt w:val="bullet"/>
+      <w:lvlText w:val=""/>
+      <w:lvlJc w:val="left"/>
+      <w:pPr>
+        <w:tabs>
+          <w:tab w:val="num" w:pos="5760"/>
+        </w:tabs>
+        <w:ind w:left="5760" w:hanging="360"/>
+      </w:pPr>
+      <w:rPr>
+        <w:rFonts w:ascii="Wingdings" w:hAnsi="Wingdings" w:hint="default"/>
+        <w:sz w:val="20"/>
+      </w:rPr>
+    </w:lvl>
+    <w:lvl w:ilvl="8" w:tentative="1">
+      <w:start w:val="1"/>
+      <w:numFmt w:val="bullet"/>
+      <w:lvlText w:val=""/>
+      <w:lvlJc w:val="left"/>
+      <w:pPr>
+        <w:tabs>
+          <w:tab w:val="num" w:pos="6480"/>
+        </w:tabs>
+        <w:ind w:left="6480" w:hanging="360"/>
+      </w:pPr>
+      <w:rPr>
+        <w:rFonts w:ascii="Wingdings" w:hAnsi="Wingdings" w:hint="default"/>
+        <w:sz w:val="20"/>
+      </w:rPr>
+    </w:lvl>
+  </w:abstractNum>
+  <w:abstractNum w:abstractNumId="3" w15:restartNumberingAfterBreak="0">
+    <w:nsid w:val="3E5577AF"/>
+    <w:multiLevelType w:val="multilevel"/>
+    <w:tmpl w:val="72024884"/>
+    <w:lvl w:ilvl="0">
+      <w:start w:val="1"/>
+      <w:numFmt w:val="bullet"/>
+      <w:lvlText w:val=""/>
+      <w:lvlJc w:val="left"/>
+      <w:pPr>
+        <w:tabs>
+          <w:tab w:val="num" w:pos="720"/>
+        </w:tabs>
+        <w:ind w:left="720" w:hanging="360"/>
+      </w:pPr>
+      <w:rPr>
+        <w:rFonts w:ascii="Symbol" w:hAnsi="Symbol" w:hint="default"/>
+        <w:sz w:val="20"/>
+      </w:rPr>
+    </w:lvl>
+    <w:lvl w:ilvl="1" w:tentative="1">
+      <w:start w:val="1"/>
+      <w:numFmt w:val="bullet"/>
+      <w:lvlText w:val="o"/>
+      <w:lvlJc w:val="left"/>
+      <w:pPr>
+        <w:tabs>
+          <w:tab w:val="num" w:pos="1440"/>
+        </w:tabs>
+        <w:ind w:left="1440" w:hanging="360"/>
+      </w:pPr>
+      <w:rPr>
+        <w:rFonts w:ascii="Courier New" w:hAnsi="Courier New" w:hint="default"/>
+        <w:sz w:val="20"/>
+      </w:rPr>
+    </w:lvl>
+    <w:lvl w:ilvl="2" w:tentative="1">
+      <w:start w:val="1"/>
+      <w:numFmt w:val="bullet"/>
+      <w:lvlText w:val=""/>
+      <w:lvlJc w:val="left"/>
+      <w:pPr>
+        <w:tabs>
+          <w:tab w:val="num" w:pos="2160"/>
+        </w:tabs>
+        <w:ind w:left="2160" w:hanging="360"/>
+      </w:pPr>
+      <w:rPr>
+        <w:rFonts w:ascii="Wingdings" w:hAnsi="Wingdings" w:hint="default"/>
+        <w:sz w:val="20"/>
+      </w:rPr>
+    </w:lvl>
+    <w:lvl w:ilvl="3" w:tentative="1">
+      <w:start w:val="1"/>
+      <w:numFmt w:val="bullet"/>
+      <w:lvlText w:val=""/>
+      <w:lvlJc w:val="left"/>
+      <w:pPr>
+        <w:tabs>
+          <w:tab w:val="num" w:pos="2880"/>
+        </w:tabs>
+        <w:ind w:left="2880" w:hanging="360"/>
+      </w:pPr>
+      <w:rPr>
+        <w:rFonts w:ascii="Wingdings" w:hAnsi="Wingdings" w:hint="default"/>
+        <w:sz w:val="20"/>
+      </w:rPr>
+    </w:lvl>
+    <w:lvl w:ilvl="4" w:tentative="1">
+      <w:start w:val="1"/>
+      <w:numFmt w:val="bullet"/>
+      <w:lvlText w:val=""/>
+      <w:lvlJc w:val="left"/>
+      <w:pPr>
+        <w:tabs>
+          <w:tab w:val="num" w:pos="3600"/>
+        </w:tabs>
+        <w:ind w:left="3600" w:hanging="360"/>
+      </w:pPr>
+      <w:rPr>
+        <w:rFonts w:ascii="Wingdings" w:hAnsi="Wingdings" w:hint="default"/>
+        <w:sz w:val="20"/>
+      </w:rPr>
+    </w:lvl>
+    <w:lvl w:ilvl="5" w:tentative="1">
+      <w:start w:val="1"/>
+      <w:numFmt w:val="bullet"/>
+      <w:lvlText w:val=""/>
+      <w:lvlJc w:val="left"/>
+      <w:pPr>
+        <w:tabs>
+          <w:tab w:val="num" w:pos="4320"/>
+        </w:tabs>
+        <w:ind w:left="4320" w:hanging="360"/>
+      </w:pPr>
+      <w:rPr>
+        <w:rFonts w:ascii="Wingdings" w:hAnsi="Wingdings" w:hint="default"/>
+        <w:sz w:val="20"/>
+      </w:rPr>
+    </w:lvl>
+    <w:lvl w:ilvl="6" w:tentative="1">
+      <w:start w:val="1"/>
+      <w:numFmt w:val="bullet"/>
+      <w:lvlText w:val=""/>
+      <w:lvlJc w:val="left"/>
+      <w:pPr>
+        <w:tabs>
+          <w:tab w:val="num" w:pos="5040"/>
+        </w:tabs>
+        <w:ind w:left="5040" w:hanging="360"/>
+      </w:pPr>
+      <w:rPr>
+        <w:rFonts w:ascii="Wingdings" w:hAnsi="Wingdings" w:hint="default"/>
+        <w:sz w:val="20"/>
+      </w:rPr>
+    </w:lvl>
+    <w:lvl w:ilvl="7" w:tentative="1">
+      <w:start w:val="1"/>
+      <w:numFmt w:val="bullet"/>
+      <w:lvlText w:val=""/>
+      <w:lvlJc w:val="left"/>
+      <w:pPr>
+        <w:tabs>
+          <w:tab w:val="num" w:pos="5760"/>
+        </w:tabs>
+        <w:ind w:left="5760" w:hanging="360"/>
+      </w:pPr>
+      <w:rPr>
+        <w:rFonts w:ascii="Wingdings" w:hAnsi="Wingdings" w:hint="default"/>
+        <w:sz w:val="20"/>
+      </w:rPr>
+    </w:lvl>
+    <w:lvl w:ilvl="8" w:tentative="1">
+      <w:start w:val="1"/>
+      <w:numFmt w:val="bullet"/>
+      <w:lvlText w:val=""/>
+      <w:lvlJc w:val="left"/>
+      <w:pPr>
+        <w:tabs>
+          <w:tab w:val="num" w:pos="6480"/>
+        </w:tabs>
+        <w:ind w:left="6480" w:hanging="360"/>
+      </w:pPr>
+      <w:rPr>
+        <w:rFonts w:ascii="Wingdings" w:hAnsi="Wingdings" w:hint="default"/>
+        <w:sz w:val="20"/>
+      </w:rPr>
+    </w:lvl>
+  </w:abstractNum>
+  <w:abstractNum w:abstractNumId="4" w15:restartNumberingAfterBreak="0">
     <w:nsid w:val="53650199"/>
     <w:multiLevelType w:val="multilevel"/>
     <w:tmpl w:val="1832A256"/>
@@ -1909,7 +4780,7 @@
       </w:rPr>
     </w:lvl>
   </w:abstractNum>
-  <w:abstractNum w:abstractNumId="2" w15:restartNumberingAfterBreak="0">
+  <w:abstractNum w:abstractNumId="5" w15:restartNumberingAfterBreak="0">
     <w:nsid w:val="55A72C03"/>
     <w:multiLevelType w:val="multilevel"/>
     <w:tmpl w:val="322C4A16"/>
@@ -2058,7 +4929,7 @@
       </w:rPr>
     </w:lvl>
   </w:abstractNum>
-  <w:abstractNum w:abstractNumId="3" w15:restartNumberingAfterBreak="0">
+  <w:abstractNum w:abstractNumId="6" w15:restartNumberingAfterBreak="0">
     <w:nsid w:val="56194F40"/>
     <w:multiLevelType w:val="multilevel"/>
     <w:tmpl w:val="40A67FB4"/>
@@ -2207,7 +5078,7 @@
       </w:rPr>
     </w:lvl>
   </w:abstractNum>
-  <w:abstractNum w:abstractNumId="4" w15:restartNumberingAfterBreak="0">
+  <w:abstractNum w:abstractNumId="7" w15:restartNumberingAfterBreak="0">
     <w:nsid w:val="62E81BD2"/>
     <w:multiLevelType w:val="multilevel"/>
     <w:tmpl w:val="197AC4B8"/>
@@ -2356,20 +5227,181 @@
       </w:rPr>
     </w:lvl>
   </w:abstractNum>
+  <w:abstractNum w:abstractNumId="8" w15:restartNumberingAfterBreak="0">
+    <w:nsid w:val="723D6F70"/>
+    <w:multiLevelType w:val="multilevel"/>
+    <w:tmpl w:val="B8EA7CE0"/>
+    <w:lvl w:ilvl="0">
+      <w:start w:val="1"/>
+      <w:numFmt w:val="bullet"/>
+      <w:lvlText w:val=""/>
+      <w:lvlJc w:val="left"/>
+      <w:pPr>
+        <w:tabs>
+          <w:tab w:val="num" w:pos="720"/>
+        </w:tabs>
+        <w:ind w:left="720" w:hanging="360"/>
+      </w:pPr>
+      <w:rPr>
+        <w:rFonts w:ascii="Symbol" w:hAnsi="Symbol" w:hint="default"/>
+        <w:sz w:val="20"/>
+      </w:rPr>
+    </w:lvl>
+    <w:lvl w:ilvl="1" w:tentative="1">
+      <w:start w:val="1"/>
+      <w:numFmt w:val="bullet"/>
+      <w:lvlText w:val="o"/>
+      <w:lvlJc w:val="left"/>
+      <w:pPr>
+        <w:tabs>
+          <w:tab w:val="num" w:pos="1440"/>
+        </w:tabs>
+        <w:ind w:left="1440" w:hanging="360"/>
+      </w:pPr>
+      <w:rPr>
+        <w:rFonts w:ascii="Courier New" w:hAnsi="Courier New" w:hint="default"/>
+        <w:sz w:val="20"/>
+      </w:rPr>
+    </w:lvl>
+    <w:lvl w:ilvl="2" w:tentative="1">
+      <w:start w:val="1"/>
+      <w:numFmt w:val="bullet"/>
+      <w:lvlText w:val=""/>
+      <w:lvlJc w:val="left"/>
+      <w:pPr>
+        <w:tabs>
+          <w:tab w:val="num" w:pos="2160"/>
+        </w:tabs>
+        <w:ind w:left="2160" w:hanging="360"/>
+      </w:pPr>
+      <w:rPr>
+        <w:rFonts w:ascii="Wingdings" w:hAnsi="Wingdings" w:hint="default"/>
+        <w:sz w:val="20"/>
+      </w:rPr>
+    </w:lvl>
+    <w:lvl w:ilvl="3" w:tentative="1">
+      <w:start w:val="1"/>
+      <w:numFmt w:val="bullet"/>
+      <w:lvlText w:val=""/>
+      <w:lvlJc w:val="left"/>
+      <w:pPr>
+        <w:tabs>
+          <w:tab w:val="num" w:pos="2880"/>
+        </w:tabs>
+        <w:ind w:left="2880" w:hanging="360"/>
+      </w:pPr>
+      <w:rPr>
+        <w:rFonts w:ascii="Wingdings" w:hAnsi="Wingdings" w:hint="default"/>
+        <w:sz w:val="20"/>
+      </w:rPr>
+    </w:lvl>
+    <w:lvl w:ilvl="4" w:tentative="1">
+      <w:start w:val="1"/>
+      <w:numFmt w:val="bullet"/>
+      <w:lvlText w:val=""/>
+      <w:lvlJc w:val="left"/>
+      <w:pPr>
+        <w:tabs>
+          <w:tab w:val="num" w:pos="3600"/>
+        </w:tabs>
+        <w:ind w:left="3600" w:hanging="360"/>
+      </w:pPr>
+      <w:rPr>
+        <w:rFonts w:ascii="Wingdings" w:hAnsi="Wingdings" w:hint="default"/>
+        <w:sz w:val="20"/>
+      </w:rPr>
+    </w:lvl>
+    <w:lvl w:ilvl="5" w:tentative="1">
+      <w:start w:val="1"/>
+      <w:numFmt w:val="bullet"/>
+      <w:lvlText w:val=""/>
+      <w:lvlJc w:val="left"/>
+      <w:pPr>
+        <w:tabs>
+          <w:tab w:val="num" w:pos="4320"/>
+        </w:tabs>
+        <w:ind w:left="4320" w:hanging="360"/>
+      </w:pPr>
+      <w:rPr>
+        <w:rFonts w:ascii="Wingdings" w:hAnsi="Wingdings" w:hint="default"/>
+        <w:sz w:val="20"/>
+      </w:rPr>
+    </w:lvl>
+    <w:lvl w:ilvl="6" w:tentative="1">
+      <w:start w:val="1"/>
+      <w:numFmt w:val="bullet"/>
+      <w:lvlText w:val=""/>
+      <w:lvlJc w:val="left"/>
+      <w:pPr>
+        <w:tabs>
+          <w:tab w:val="num" w:pos="5040"/>
+        </w:tabs>
+        <w:ind w:left="5040" w:hanging="360"/>
+      </w:pPr>
+      <w:rPr>
+        <w:rFonts w:ascii="Wingdings" w:hAnsi="Wingdings" w:hint="default"/>
+        <w:sz w:val="20"/>
+      </w:rPr>
+    </w:lvl>
+    <w:lvl w:ilvl="7" w:tentative="1">
+      <w:start w:val="1"/>
+      <w:numFmt w:val="bullet"/>
+      <w:lvlText w:val=""/>
+      <w:lvlJc w:val="left"/>
+      <w:pPr>
+        <w:tabs>
+          <w:tab w:val="num" w:pos="5760"/>
+        </w:tabs>
+        <w:ind w:left="5760" w:hanging="360"/>
+      </w:pPr>
+      <w:rPr>
+        <w:rFonts w:ascii="Wingdings" w:hAnsi="Wingdings" w:hint="default"/>
+        <w:sz w:val="20"/>
+      </w:rPr>
+    </w:lvl>
+    <w:lvl w:ilvl="8" w:tentative="1">
+      <w:start w:val="1"/>
+      <w:numFmt w:val="bullet"/>
+      <w:lvlText w:val=""/>
+      <w:lvlJc w:val="left"/>
+      <w:pPr>
+        <w:tabs>
+          <w:tab w:val="num" w:pos="6480"/>
+        </w:tabs>
+        <w:ind w:left="6480" w:hanging="360"/>
+      </w:pPr>
+      <w:rPr>
+        <w:rFonts w:ascii="Wingdings" w:hAnsi="Wingdings" w:hint="default"/>
+        <w:sz w:val="20"/>
+      </w:rPr>
+    </w:lvl>
+  </w:abstractNum>
   <w:num w:numId="1" w16cid:durableId="389891416">
+    <w:abstractNumId w:val="1"/>
+  </w:num>
+  <w:num w:numId="2" w16cid:durableId="1393120050">
+    <w:abstractNumId w:val="5"/>
+  </w:num>
+  <w:num w:numId="3" w16cid:durableId="1589391187">
+    <w:abstractNumId w:val="6"/>
+  </w:num>
+  <w:num w:numId="4" w16cid:durableId="470176649">
+    <w:abstractNumId w:val="4"/>
+  </w:num>
+  <w:num w:numId="5" w16cid:durableId="570116053">
+    <w:abstractNumId w:val="7"/>
+  </w:num>
+  <w:num w:numId="6" w16cid:durableId="297730310">
+    <w:abstractNumId w:val="8"/>
+  </w:num>
+  <w:num w:numId="7" w16cid:durableId="1369376019">
     <w:abstractNumId w:val="0"/>
   </w:num>
-  <w:num w:numId="2" w16cid:durableId="1393120050">
+  <w:num w:numId="8" w16cid:durableId="1986397705">
     <w:abstractNumId w:val="2"/>
   </w:num>
-  <w:num w:numId="3" w16cid:durableId="1589391187">
+  <w:num w:numId="9" w16cid:durableId="1015616463">
     <w:abstractNumId w:val="3"/>
-  </w:num>
-  <w:num w:numId="4" w16cid:durableId="470176649">
-    <w:abstractNumId w:val="1"/>
-  </w:num>
-  <w:num w:numId="5" w16cid:durableId="570116053">
-    <w:abstractNumId w:val="4"/>
   </w:num>
 </w:numbering>
 </file>
